--- a/Fase 2/Evidencias Grupales/2.6_GuiaEstudiante_Fase 2_Informe Final Proyecto APT.docx
+++ b/Fase 2/Evidencias Grupales/2.6_GuiaEstudiante_Fase 2_Informe Final Proyecto APT.docx
@@ -511,17 +511,34 @@
           <w:p>
             <w:pPr>
               <w:rPr>
-                <w:b/>
-                <w:bCs/>
-              </w:rPr>
-            </w:pPr>
-            <w:r>
-              <w:rPr>
-                <w:i/>
-                <w:iCs/>
-                <w:color w:val="548DD4"/>
+                <w:color w:val="000000" w:themeColor="text1"/>
+                <w14:shadow w14:blurRad="38100" w14:dist="19050" w14:dir="2700000" w14:sx="100000" w14:sy="100000" w14:kx="0" w14:ky="0" w14:algn="tl">
+                  <w14:schemeClr w14:val="dk1">
+                    <w14:alpha w14:val="60000"/>
+                  </w14:schemeClr>
+                </w14:shadow>
+                <w14:textOutline w14:w="0" w14:cap="flat" w14:cmpd="sng" w14:algn="ctr">
+                  <w14:noFill/>
+                  <w14:prstDash w14:val="solid"/>
+                  <w14:round/>
+                </w14:textOutline>
+              </w:rPr>
+            </w:pPr>
+            <w:r>
+              <w:rPr>
+                <w:color w:val="000000" w:themeColor="text1"/>
                 <w:sz w:val="20"/>
                 <w:szCs w:val="20"/>
+                <w14:shadow w14:blurRad="38100" w14:dist="19050" w14:dir="2700000" w14:sx="100000" w14:sy="100000" w14:kx="0" w14:ky="0" w14:algn="tl">
+                  <w14:schemeClr w14:val="dk1">
+                    <w14:alpha w14:val="60000"/>
+                  </w14:schemeClr>
+                </w14:shadow>
+                <w14:textOutline w14:w="0" w14:cap="flat" w14:cmpd="sng" w14:algn="ctr">
+                  <w14:noFill/>
+                  <w14:prstDash w14:val="solid"/>
+                  <w14:round/>
+                </w14:textOutline>
               </w:rPr>
               <w:t>Vindex – Compra, Subasta y Emprende</w:t>
             </w:r>
@@ -559,20 +576,239 @@
           <w:p>
             <w:pPr>
               <w:rPr>
-                <w:b/>
-                <w:bCs/>
-              </w:rPr>
-            </w:pPr>
-            <w:r>
-              <w:rPr>
-                <w:i/>
-                <w:iCs/>
-                <w:color w:val="548DD4"/>
+                <w:color w:val="000000" w:themeColor="text1"/>
                 <w:sz w:val="20"/>
                 <w:szCs w:val="20"/>
-              </w:rPr>
-              <w:t>Menciona la(s) área(s) de desempeño de tu Plan de Estudio que abordaron tu Proyecto APT.</w:t>
-            </w:r>
+                <w14:shadow w14:blurRad="38100" w14:dist="19050" w14:dir="2700000" w14:sx="100000" w14:sy="100000" w14:kx="0" w14:ky="0" w14:algn="tl">
+                  <w14:schemeClr w14:val="dk1">
+                    <w14:alpha w14:val="60000"/>
+                  </w14:schemeClr>
+                </w14:shadow>
+                <w14:textOutline w14:w="0" w14:cap="flat" w14:cmpd="sng" w14:algn="ctr">
+                  <w14:noFill/>
+                  <w14:prstDash w14:val="solid"/>
+                  <w14:round/>
+                </w14:textOutline>
+              </w:rPr>
+            </w:pPr>
+            <w:r>
+              <w:rPr>
+                <w:color w:val="000000" w:themeColor="text1"/>
+                <w:sz w:val="20"/>
+                <w:szCs w:val="20"/>
+                <w14:shadow w14:blurRad="38100" w14:dist="19050" w14:dir="2700000" w14:sx="100000" w14:sy="100000" w14:kx="0" w14:ky="0" w14:algn="tl">
+                  <w14:schemeClr w14:val="dk1">
+                    <w14:alpha w14:val="60000"/>
+                  </w14:schemeClr>
+                </w14:shadow>
+                <w14:textOutline w14:w="0" w14:cap="flat" w14:cmpd="sng" w14:algn="ctr">
+                  <w14:noFill/>
+                  <w14:prstDash w14:val="solid"/>
+                  <w14:round/>
+                </w14:textOutline>
+              </w:rPr>
+              <w:t>Desarrollo</w:t>
+            </w:r>
+            <w:r>
+              <w:rPr>
+                <w:color w:val="000000" w:themeColor="text1"/>
+                <w:sz w:val="20"/>
+                <w:szCs w:val="20"/>
+                <w14:shadow w14:blurRad="38100" w14:dist="19050" w14:dir="2700000" w14:sx="100000" w14:sy="100000" w14:kx="0" w14:ky="0" w14:algn="tl">
+                  <w14:schemeClr w14:val="dk1">
+                    <w14:alpha w14:val="60000"/>
+                  </w14:schemeClr>
+                </w14:shadow>
+                <w14:textOutline w14:w="0" w14:cap="flat" w14:cmpd="sng" w14:algn="ctr">
+                  <w14:noFill/>
+                  <w14:prstDash w14:val="solid"/>
+                  <w14:round/>
+                </w14:textOutline>
+              </w:rPr>
+              <w:t xml:space="preserve"> de Software y Aplicaciones Web (Programación)</w:t>
+            </w:r>
+          </w:p>
+          <w:p>
+            <w:pPr>
+              <w:rPr>
+                <w:color w:val="000000" w:themeColor="text1"/>
+                <w:sz w:val="20"/>
+                <w:szCs w:val="20"/>
+                <w14:shadow w14:blurRad="38100" w14:dist="19050" w14:dir="2700000" w14:sx="100000" w14:sy="100000" w14:kx="0" w14:ky="0" w14:algn="tl">
+                  <w14:schemeClr w14:val="dk1">
+                    <w14:alpha w14:val="60000"/>
+                  </w14:schemeClr>
+                </w14:shadow>
+                <w14:textOutline w14:w="0" w14:cap="flat" w14:cmpd="sng" w14:algn="ctr">
+                  <w14:noFill/>
+                  <w14:prstDash w14:val="solid"/>
+                  <w14:round/>
+                </w14:textOutline>
+              </w:rPr>
+            </w:pPr>
+            <w:r>
+              <w:rPr>
+                <w:color w:val="000000" w:themeColor="text1"/>
+                <w:sz w:val="20"/>
+                <w:szCs w:val="20"/>
+                <w14:shadow w14:blurRad="38100" w14:dist="19050" w14:dir="2700000" w14:sx="100000" w14:sy="100000" w14:kx="0" w14:ky="0" w14:algn="tl">
+                  <w14:schemeClr w14:val="dk1">
+                    <w14:alpha w14:val="60000"/>
+                  </w14:schemeClr>
+                </w14:shadow>
+                <w14:textOutline w14:w="0" w14:cap="flat" w14:cmpd="sng" w14:algn="ctr">
+                  <w14:noFill/>
+                  <w14:prstDash w14:val="solid"/>
+                  <w14:round/>
+                </w14:textOutline>
+              </w:rPr>
+              <w:t>Modelamiento</w:t>
+            </w:r>
+            <w:r>
+              <w:rPr>
+                <w:color w:val="000000" w:themeColor="text1"/>
+                <w:sz w:val="20"/>
+                <w:szCs w:val="20"/>
+                <w14:shadow w14:blurRad="38100" w14:dist="19050" w14:dir="2700000" w14:sx="100000" w14:sy="100000" w14:kx="0" w14:ky="0" w14:algn="tl">
+                  <w14:schemeClr w14:val="dk1">
+                    <w14:alpha w14:val="60000"/>
+                  </w14:schemeClr>
+                </w14:shadow>
+                <w14:textOutline w14:w="0" w14:cap="flat" w14:cmpd="sng" w14:algn="ctr">
+                  <w14:noFill/>
+                  <w14:prstDash w14:val="solid"/>
+                  <w14:round/>
+                </w14:textOutline>
+              </w:rPr>
+              <w:t xml:space="preserve"> y Administración de Bases de Datos</w:t>
+            </w:r>
+          </w:p>
+          <w:p>
+            <w:pPr>
+              <w:rPr>
+                <w:color w:val="000000" w:themeColor="text1"/>
+                <w:sz w:val="20"/>
+                <w:szCs w:val="20"/>
+                <w14:shadow w14:blurRad="38100" w14:dist="19050" w14:dir="2700000" w14:sx="100000" w14:sy="100000" w14:kx="0" w14:ky="0" w14:algn="tl">
+                  <w14:schemeClr w14:val="dk1">
+                    <w14:alpha w14:val="60000"/>
+                  </w14:schemeClr>
+                </w14:shadow>
+                <w14:textOutline w14:w="0" w14:cap="flat" w14:cmpd="sng" w14:algn="ctr">
+                  <w14:noFill/>
+                  <w14:prstDash w14:val="solid"/>
+                  <w14:round/>
+                </w14:textOutline>
+              </w:rPr>
+            </w:pPr>
+            <w:r>
+              <w:rPr>
+                <w:color w:val="000000" w:themeColor="text1"/>
+                <w:sz w:val="20"/>
+                <w:szCs w:val="20"/>
+                <w14:shadow w14:blurRad="38100" w14:dist="19050" w14:dir="2700000" w14:sx="100000" w14:sy="100000" w14:kx="0" w14:ky="0" w14:algn="tl">
+                  <w14:schemeClr w14:val="dk1">
+                    <w14:alpha w14:val="60000"/>
+                  </w14:schemeClr>
+                </w14:shadow>
+                <w14:textOutline w14:w="0" w14:cap="flat" w14:cmpd="sng" w14:algn="ctr">
+                  <w14:noFill/>
+                  <w14:prstDash w14:val="solid"/>
+                  <w14:round/>
+                </w14:textOutline>
+              </w:rPr>
+              <w:t>Ingeniería</w:t>
+            </w:r>
+            <w:r>
+              <w:rPr>
+                <w:color w:val="000000" w:themeColor="text1"/>
+                <w:sz w:val="20"/>
+                <w:szCs w:val="20"/>
+                <w14:shadow w14:blurRad="38100" w14:dist="19050" w14:dir="2700000" w14:sx="100000" w14:sy="100000" w14:kx="0" w14:ky="0" w14:algn="tl">
+                  <w14:schemeClr w14:val="dk1">
+                    <w14:alpha w14:val="60000"/>
+                  </w14:schemeClr>
+                </w14:shadow>
+                <w14:textOutline w14:w="0" w14:cap="flat" w14:cmpd="sng" w14:algn="ctr">
+                  <w14:noFill/>
+                  <w14:prstDash w14:val="solid"/>
+                  <w14:round/>
+                </w14:textOutline>
+              </w:rPr>
+              <w:t xml:space="preserve"> de Software y Gestión de Proyectos TI</w:t>
+            </w:r>
+          </w:p>
+          <w:p>
+            <w:pPr>
+              <w:rPr>
+                <w:color w:val="000000" w:themeColor="text1"/>
+                <w:sz w:val="20"/>
+                <w:szCs w:val="20"/>
+                <w14:shadow w14:blurRad="38100" w14:dist="19050" w14:dir="2700000" w14:sx="100000" w14:sy="100000" w14:kx="0" w14:ky="0" w14:algn="tl">
+                  <w14:schemeClr w14:val="dk1">
+                    <w14:alpha w14:val="60000"/>
+                  </w14:schemeClr>
+                </w14:shadow>
+                <w14:textOutline w14:w="0" w14:cap="flat" w14:cmpd="sng" w14:algn="ctr">
+                  <w14:noFill/>
+                  <w14:prstDash w14:val="solid"/>
+                  <w14:round/>
+                </w14:textOutline>
+              </w:rPr>
+            </w:pPr>
+            <w:r>
+              <w:rPr>
+                <w:color w:val="000000" w:themeColor="text1"/>
+                <w:sz w:val="20"/>
+                <w:szCs w:val="20"/>
+                <w14:shadow w14:blurRad="38100" w14:dist="19050" w14:dir="2700000" w14:sx="100000" w14:sy="100000" w14:kx="0" w14:ky="0" w14:algn="tl">
+                  <w14:schemeClr w14:val="dk1">
+                    <w14:alpha w14:val="60000"/>
+                  </w14:schemeClr>
+                </w14:shadow>
+                <w14:textOutline w14:w="0" w14:cap="flat" w14:cmpd="sng" w14:algn="ctr">
+                  <w14:noFill/>
+                  <w14:prstDash w14:val="solid"/>
+                  <w14:round/>
+                </w14:textOutline>
+              </w:rPr>
+              <w:t>Arquitectura</w:t>
+            </w:r>
+            <w:r>
+              <w:rPr>
+                <w:color w:val="000000" w:themeColor="text1"/>
+                <w:sz w:val="20"/>
+                <w:szCs w:val="20"/>
+                <w14:shadow w14:blurRad="38100" w14:dist="19050" w14:dir="2700000" w14:sx="100000" w14:sy="100000" w14:kx="0" w14:ky="0" w14:algn="tl">
+                  <w14:schemeClr w14:val="dk1">
+                    <w14:alpha w14:val="60000"/>
+                  </w14:schemeClr>
+                </w14:shadow>
+                <w14:textOutline w14:w="0" w14:cap="flat" w14:cmpd="sng" w14:algn="ctr">
+                  <w14:noFill/>
+                  <w14:prstDash w14:val="solid"/>
+                  <w14:round/>
+                </w14:textOutline>
+              </w:rPr>
+              <w:t xml:space="preserve"> de Sistemas e Infraestructura</w:t>
+            </w:r>
+          </w:p>
+          <w:p>
+            <w:pPr>
+              <w:rPr>
+                <w:color w:val="000000" w:themeColor="text1"/>
+                <w14:shadow w14:blurRad="38100" w14:dist="19050" w14:dir="2700000" w14:sx="100000" w14:sy="100000" w14:kx="0" w14:ky="0" w14:algn="tl">
+                  <w14:schemeClr w14:val="dk1">
+                    <w14:alpha w14:val="60000"/>
+                  </w14:schemeClr>
+                </w14:shadow>
+                <w14:textOutline w14:w="0" w14:cap="flat" w14:cmpd="sng" w14:algn="ctr">
+                  <w14:noFill/>
+                  <w14:prstDash w14:val="solid"/>
+                  <w14:round/>
+                </w14:textOutline>
+              </w:rPr>
+            </w:pPr>
           </w:p>
         </w:tc>
       </w:tr>
@@ -720,6 +956,7 @@
                 <w:sz w:val="18"/>
                 <w:szCs w:val="18"/>
               </w:rPr>
+              <w:lastRenderedPageBreak/>
               <w:t>1. Relevancia del proyecto APT</w:t>
             </w:r>
           </w:p>
@@ -746,56 +983,23 @@
               <w:ind w:left="301" w:hanging="283"/>
               <w:jc w:val="both"/>
               <w:rPr>
-                <w:color w:val="0070C0"/>
-                <w:sz w:val="18"/>
-                <w:szCs w:val="18"/>
-              </w:rPr>
-            </w:pPr>
-            <w:r>
-              <w:rPr>
-                <w:i/>
-                <w:iCs/>
-                <w:color w:val="0070C0"/>
-                <w:sz w:val="18"/>
-                <w:szCs w:val="18"/>
-              </w:rPr>
-              <w:t>Señala qu</w:t>
-            </w:r>
-            <w:r>
-              <w:rPr>
-                <w:rFonts w:ascii="Quattrocento Sans" w:eastAsia="Quattrocento Sans" w:hAnsi="Quattrocento Sans" w:cs="Quattrocento Sans"/>
-                <w:i/>
-                <w:iCs/>
-                <w:color w:val="0070C0"/>
-                <w:sz w:val="18"/>
-                <w:szCs w:val="18"/>
-              </w:rPr>
-              <w:t>é</w:t>
-            </w:r>
-            <w:r>
-              <w:rPr>
-                <w:i/>
-                <w:iCs/>
-                <w:color w:val="0070C0"/>
-                <w:sz w:val="18"/>
-                <w:szCs w:val="18"/>
-              </w:rPr>
-              <w:t xml:space="preserve"> problema buscó solucionar tu proyecto y su relevancia para el contexto de la profesión. Algunas preguntas que pueden ayudarte a responder este apartado son: </w:t>
-            </w:r>
-            <w:r>
-              <w:rPr>
-                <w:color w:val="0070C0"/>
-                <w:sz w:val="18"/>
-                <w:szCs w:val="18"/>
-              </w:rPr>
-              <w:t> </w:t>
+                <w:sz w:val="18"/>
+                <w:szCs w:val="18"/>
+              </w:rPr>
+            </w:pPr>
+            <w:r>
+              <w:rPr>
+                <w:sz w:val="18"/>
+                <w:szCs w:val="18"/>
+              </w:rPr>
+              <w:t>El problema abordado y su ubicación En Chile, la compraventa de artículos independientes o de colección ocurre de manera muy informal a través de redes sociales. Esto expone a las personas a tres grandes problemas: las plataformas tradicionales cobran comisiones demasiado altas, es muy difícil fijar un precio justo para artículos únicos, y existe un alto riesgo de estafas o inseguridad al realizar entregas presenciales.</w:t>
             </w:r>
           </w:p>
           <w:p>
             <w:pPr>
               <w:numPr>
                 <w:ilvl w:val="0"/>
-                <w:numId w:val="2"/>
+                <w:numId w:val="3"/>
               </w:numPr>
               <w:pBdr>
                 <w:top w:val="nil"/>
@@ -805,37 +1009,42 @@
                 <w:between w:val="nil"/>
               </w:pBdr>
               <w:spacing w:after="0" w:line="240" w:lineRule="auto"/>
+              <w:ind w:left="301" w:hanging="283"/>
               <w:jc w:val="both"/>
               <w:rPr>
-                <w:color w:val="0070C0"/>
-                <w:sz w:val="18"/>
-                <w:szCs w:val="18"/>
-              </w:rPr>
-            </w:pPr>
-            <w:r>
-              <w:rPr>
-                <w:i/>
-                <w:iCs/>
-                <w:color w:val="0070C0"/>
-                <w:sz w:val="18"/>
-                <w:szCs w:val="18"/>
-              </w:rPr>
-              <w:t>¿Por qué es relevante este tema para el campo laboral de tu carrera?</w:t>
-            </w:r>
-            <w:r>
-              <w:rPr>
-                <w:color w:val="0070C0"/>
-                <w:sz w:val="18"/>
-                <w:szCs w:val="18"/>
-              </w:rPr>
-              <w:t> </w:t>
+                <w:sz w:val="18"/>
+                <w:szCs w:val="18"/>
+              </w:rPr>
+            </w:pPr>
+            <w:r>
+              <w:rPr>
+                <w:sz w:val="18"/>
+                <w:szCs w:val="18"/>
+              </w:rPr>
+              <w:t>Relevancia para la carrera Este proyecto demuestra cómo el desarrollo de software puede resolver un problema socioeconómico real. Nos obligó a enfrentar los mismos desafíos técnicos que hoy tiene la industria del e-</w:t>
+            </w:r>
+            <w:proofErr w:type="spellStart"/>
+            <w:r>
+              <w:rPr>
+                <w:sz w:val="18"/>
+                <w:szCs w:val="18"/>
+              </w:rPr>
+              <w:t>commerce</w:t>
+            </w:r>
+            <w:proofErr w:type="spellEnd"/>
+            <w:r>
+              <w:rPr>
+                <w:sz w:val="18"/>
+                <w:szCs w:val="18"/>
+              </w:rPr>
+              <w:t>: diseñar bases de datos robustas, manejar múltiples usuarios conectados en tiempo real (para la sala de subastas) y programar flujos de seguridad como la generación de códigos OTP.</w:t>
             </w:r>
           </w:p>
           <w:p>
             <w:pPr>
               <w:numPr>
                 <w:ilvl w:val="0"/>
-                <w:numId w:val="2"/>
+                <w:numId w:val="3"/>
               </w:numPr>
               <w:pBdr>
                 <w:top w:val="nil"/>
@@ -845,37 +1054,90 @@
                 <w:between w:val="nil"/>
               </w:pBdr>
               <w:spacing w:after="0" w:line="240" w:lineRule="auto"/>
+              <w:ind w:left="301" w:hanging="283"/>
               <w:jc w:val="both"/>
               <w:rPr>
-                <w:color w:val="0070C0"/>
-                <w:sz w:val="18"/>
-                <w:szCs w:val="18"/>
-              </w:rPr>
-            </w:pPr>
-            <w:r>
-              <w:rPr>
-                <w:i/>
-                <w:iCs/>
-                <w:color w:val="0070C0"/>
-                <w:sz w:val="18"/>
-                <w:szCs w:val="18"/>
-              </w:rPr>
-              <w:t>¿Dónde se ubica la situación que vas a abordar? (Ej.: País, región, comuna o institución) ¿Cuáles son las características principales de ese lugar? </w:t>
-            </w:r>
-            <w:r>
-              <w:rPr>
-                <w:color w:val="0070C0"/>
-                <w:sz w:val="18"/>
-                <w:szCs w:val="18"/>
-              </w:rPr>
-              <w:t> </w:t>
+                <w:sz w:val="18"/>
+                <w:szCs w:val="18"/>
+              </w:rPr>
+            </w:pPr>
+            <w:r>
+              <w:rPr>
+                <w:sz w:val="18"/>
+                <w:szCs w:val="18"/>
+              </w:rPr>
+              <w:t>A quiénes afecta Impacta principalmente a dos grupos:</w:t>
             </w:r>
           </w:p>
           <w:p>
             <w:pPr>
               <w:numPr>
                 <w:ilvl w:val="0"/>
-                <w:numId w:val="2"/>
+                <w:numId w:val="3"/>
+              </w:numPr>
+              <w:pBdr>
+                <w:top w:val="nil"/>
+                <w:left w:val="nil"/>
+                <w:bottom w:val="nil"/>
+                <w:right w:val="nil"/>
+                <w:between w:val="nil"/>
+              </w:pBdr>
+              <w:tabs>
+                <w:tab w:val="num" w:pos="720"/>
+              </w:tabs>
+              <w:spacing w:after="0" w:line="240" w:lineRule="auto"/>
+              <w:ind w:left="301" w:hanging="283"/>
+              <w:jc w:val="both"/>
+              <w:rPr>
+                <w:sz w:val="18"/>
+                <w:szCs w:val="18"/>
+              </w:rPr>
+            </w:pPr>
+            <w:r>
+              <w:rPr>
+                <w:sz w:val="18"/>
+                <w:szCs w:val="18"/>
+              </w:rPr>
+              <w:t>Vendedores (creadores y microempresarios entre 20 y 45 años): Necesitan un espacio profesional para ofrecer sus productos sin perder sus ganancias por comisiones abusivas.</w:t>
+            </w:r>
+          </w:p>
+          <w:p>
+            <w:pPr>
+              <w:numPr>
+                <w:ilvl w:val="0"/>
+                <w:numId w:val="3"/>
+              </w:numPr>
+              <w:pBdr>
+                <w:top w:val="nil"/>
+                <w:left w:val="nil"/>
+                <w:bottom w:val="nil"/>
+                <w:right w:val="nil"/>
+                <w:between w:val="nil"/>
+              </w:pBdr>
+              <w:tabs>
+                <w:tab w:val="num" w:pos="720"/>
+              </w:tabs>
+              <w:spacing w:after="0" w:line="240" w:lineRule="auto"/>
+              <w:ind w:left="301" w:hanging="283"/>
+              <w:jc w:val="both"/>
+              <w:rPr>
+                <w:sz w:val="18"/>
+                <w:szCs w:val="18"/>
+              </w:rPr>
+            </w:pPr>
+            <w:r>
+              <w:rPr>
+                <w:sz w:val="18"/>
+                <w:szCs w:val="18"/>
+              </w:rPr>
+              <w:t>Compradores y coleccionistas: Buscan artículos exclusivos, pero exigen una plataforma que les dé seguridad al momento de pagar y recibir el producto.</w:t>
+            </w:r>
+          </w:p>
+          <w:p>
+            <w:pPr>
+              <w:numPr>
+                <w:ilvl w:val="0"/>
+                <w:numId w:val="3"/>
               </w:numPr>
               <w:pBdr>
                 <w:top w:val="nil"/>
@@ -885,70 +1147,19 @@
                 <w:between w:val="nil"/>
               </w:pBdr>
               <w:spacing w:after="0" w:line="240" w:lineRule="auto"/>
+              <w:ind w:left="301" w:hanging="283"/>
               <w:jc w:val="both"/>
               <w:rPr>
-                <w:color w:val="0070C0"/>
-                <w:sz w:val="18"/>
-                <w:szCs w:val="18"/>
-              </w:rPr>
-            </w:pPr>
-            <w:r>
-              <w:rPr>
-                <w:i/>
-                <w:iCs/>
-                <w:color w:val="0070C0"/>
-                <w:sz w:val="18"/>
-                <w:szCs w:val="18"/>
-              </w:rPr>
-              <w:t>¿A quiénes afecta o impacta la situación que abordaste? (Ej.: Grupo etario, usuarios de algún servicio, etc.).</w:t>
-            </w:r>
-            <w:r>
-              <w:rPr>
-                <w:color w:val="0070C0"/>
-                <w:sz w:val="18"/>
-                <w:szCs w:val="18"/>
-              </w:rPr>
-              <w:t> </w:t>
-            </w:r>
-          </w:p>
-          <w:p>
-            <w:pPr>
-              <w:numPr>
-                <w:ilvl w:val="0"/>
-                <w:numId w:val="2"/>
-              </w:numPr>
-              <w:pBdr>
-                <w:top w:val="nil"/>
-                <w:left w:val="nil"/>
-                <w:bottom w:val="nil"/>
-                <w:right w:val="nil"/>
-                <w:between w:val="nil"/>
-              </w:pBdr>
-              <w:spacing w:after="0" w:line="240" w:lineRule="auto"/>
-              <w:jc w:val="both"/>
-              <w:rPr>
-                <w:color w:val="0070C0"/>
-                <w:sz w:val="18"/>
-                <w:szCs w:val="18"/>
-              </w:rPr>
-            </w:pPr>
-            <w:r>
-              <w:rPr>
-                <w:i/>
-                <w:iCs/>
-                <w:color w:val="0070C0"/>
-                <w:sz w:val="18"/>
-                <w:szCs w:val="18"/>
-              </w:rPr>
-              <w:t>¿Cuál fue el aporte de valor (real o simulado) de tu Proyecto APT para el contexto laboral y/o social en que se situó?</w:t>
-            </w:r>
-            <w:r>
-              <w:rPr>
-                <w:color w:val="0070C0"/>
-                <w:sz w:val="18"/>
-                <w:szCs w:val="18"/>
-              </w:rPr>
-              <w:t> </w:t>
+                <w:sz w:val="18"/>
+                <w:szCs w:val="18"/>
+              </w:rPr>
+            </w:pPr>
+            <w:r>
+              <w:rPr>
+                <w:sz w:val="18"/>
+                <w:szCs w:val="18"/>
+              </w:rPr>
+              <w:t>Aporte de valor del proyecto El gran aporte de Vindex fue profesionalizar un comercio que hoy es inseguro e informal. Lo logramos implementando un sistema de validación con código OTP para proteger las entregas físicas, creando una sala de subastas para que los productos alcancen su verdadero valor de mercado, y armando la base tecnológica que permite ofrecer condiciones más justas a los vendedores independientes.</w:t>
             </w:r>
           </w:p>
           <w:p>
@@ -997,7 +1208,6 @@
                 <w:sz w:val="18"/>
                 <w:szCs w:val="18"/>
               </w:rPr>
-              <w:lastRenderedPageBreak/>
               <w:t xml:space="preserve">2. Objetivos </w:t>
             </w:r>
           </w:p>
@@ -1024,22 +1234,232 @@
               <w:ind w:left="314" w:hanging="284"/>
               <w:jc w:val="both"/>
               <w:rPr>
-                <w:i/>
-                <w:iCs/>
-                <w:color w:val="0070C0"/>
-                <w:sz w:val="18"/>
-                <w:szCs w:val="18"/>
-              </w:rPr>
-            </w:pPr>
-            <w:r>
-              <w:rPr>
-                <w:i/>
-                <w:iCs/>
-                <w:color w:val="0070C0"/>
-                <w:sz w:val="18"/>
-                <w:szCs w:val="18"/>
-              </w:rPr>
-              <w:t>Objetivo general y específicos.</w:t>
+                <w:sz w:val="18"/>
+                <w:szCs w:val="18"/>
+              </w:rPr>
+            </w:pPr>
+            <w:r>
+              <w:rPr>
+                <w:b/>
+                <w:bCs/>
+                <w:sz w:val="18"/>
+                <w:szCs w:val="18"/>
+              </w:rPr>
+              <w:t>Objetivo General</w:t>
+            </w:r>
+            <w:r>
+              <w:rPr>
+                <w:sz w:val="18"/>
+                <w:szCs w:val="18"/>
+              </w:rPr>
+              <w:t xml:space="preserve"> Desarrollar una plataforma web e-</w:t>
+            </w:r>
+            <w:proofErr w:type="spellStart"/>
+            <w:r>
+              <w:rPr>
+                <w:sz w:val="18"/>
+                <w:szCs w:val="18"/>
+              </w:rPr>
+              <w:t>commerce</w:t>
+            </w:r>
+            <w:proofErr w:type="spellEnd"/>
+            <w:r>
+              <w:rPr>
+                <w:sz w:val="18"/>
+                <w:szCs w:val="18"/>
+              </w:rPr>
+              <w:t xml:space="preserve"> que combine la venta directa y subastas en tiempo real, ofreciendo un entorno seguro, equitativo y accesible para la comercialización de productos independientes en Chile.</w:t>
+            </w:r>
+          </w:p>
+          <w:p>
+            <w:pPr>
+              <w:pBdr>
+                <w:top w:val="nil"/>
+                <w:left w:val="nil"/>
+                <w:bottom w:val="nil"/>
+                <w:right w:val="nil"/>
+                <w:between w:val="nil"/>
+              </w:pBdr>
+              <w:spacing w:after="0" w:line="240" w:lineRule="auto"/>
+              <w:ind w:left="30"/>
+              <w:jc w:val="both"/>
+              <w:rPr>
+                <w:sz w:val="18"/>
+                <w:szCs w:val="18"/>
+              </w:rPr>
+            </w:pPr>
+            <w:r>
+              <w:rPr>
+                <w:b/>
+                <w:bCs/>
+                <w:sz w:val="18"/>
+                <w:szCs w:val="18"/>
+              </w:rPr>
+              <w:t>Objetivos Específicos</w:t>
+            </w:r>
+          </w:p>
+          <w:p>
+            <w:pPr>
+              <w:numPr>
+                <w:ilvl w:val="0"/>
+                <w:numId w:val="1"/>
+              </w:numPr>
+              <w:pBdr>
+                <w:top w:val="nil"/>
+                <w:left w:val="nil"/>
+                <w:bottom w:val="nil"/>
+                <w:right w:val="nil"/>
+                <w:between w:val="nil"/>
+              </w:pBdr>
+              <w:tabs>
+                <w:tab w:val="num" w:pos="720"/>
+              </w:tabs>
+              <w:spacing w:after="0" w:line="240" w:lineRule="auto"/>
+              <w:ind w:left="314" w:hanging="284"/>
+              <w:jc w:val="both"/>
+              <w:rPr>
+                <w:sz w:val="18"/>
+                <w:szCs w:val="18"/>
+              </w:rPr>
+            </w:pPr>
+            <w:r>
+              <w:rPr>
+                <w:b/>
+                <w:bCs/>
+                <w:sz w:val="18"/>
+                <w:szCs w:val="18"/>
+              </w:rPr>
+              <w:t>Diseñar e implementar la arquitectura base y la gestión de usuarios:</w:t>
+            </w:r>
+            <w:r>
+              <w:rPr>
+                <w:sz w:val="18"/>
+                <w:szCs w:val="18"/>
+              </w:rPr>
+              <w:t xml:space="preserve"> Construir la estructura del sistema (Next.js y Supabase) para permitir el registro de usuarios, la creación de perfiles de tiendas y la administración del catálogo de productos.</w:t>
+            </w:r>
+          </w:p>
+          <w:p>
+            <w:pPr>
+              <w:numPr>
+                <w:ilvl w:val="0"/>
+                <w:numId w:val="1"/>
+              </w:numPr>
+              <w:pBdr>
+                <w:top w:val="nil"/>
+                <w:left w:val="nil"/>
+                <w:bottom w:val="nil"/>
+                <w:right w:val="nil"/>
+                <w:between w:val="nil"/>
+              </w:pBdr>
+              <w:tabs>
+                <w:tab w:val="num" w:pos="720"/>
+              </w:tabs>
+              <w:spacing w:after="0" w:line="240" w:lineRule="auto"/>
+              <w:ind w:left="314" w:hanging="284"/>
+              <w:jc w:val="both"/>
+              <w:rPr>
+                <w:sz w:val="18"/>
+                <w:szCs w:val="18"/>
+              </w:rPr>
+            </w:pPr>
+            <w:r>
+              <w:rPr>
+                <w:b/>
+                <w:bCs/>
+                <w:sz w:val="18"/>
+                <w:szCs w:val="18"/>
+              </w:rPr>
+              <w:t>Desarrollar un motor de subastas en tiempo real:</w:t>
+            </w:r>
+            <w:r>
+              <w:rPr>
+                <w:sz w:val="18"/>
+                <w:szCs w:val="18"/>
+              </w:rPr>
+              <w:t xml:space="preserve"> Programar una sala interactiva que sincronice pujas y temporizadores entre compradores de forma instantánea, aplicando reglas en base de datos para evitar ofertas malintencionadas de último segundo (anti-sniping).</w:t>
+            </w:r>
+          </w:p>
+          <w:p>
+            <w:pPr>
+              <w:numPr>
+                <w:ilvl w:val="0"/>
+                <w:numId w:val="1"/>
+              </w:numPr>
+              <w:pBdr>
+                <w:top w:val="nil"/>
+                <w:left w:val="nil"/>
+                <w:bottom w:val="nil"/>
+                <w:right w:val="nil"/>
+                <w:between w:val="nil"/>
+              </w:pBdr>
+              <w:tabs>
+                <w:tab w:val="num" w:pos="720"/>
+              </w:tabs>
+              <w:spacing w:after="0" w:line="240" w:lineRule="auto"/>
+              <w:ind w:left="314" w:hanging="284"/>
+              <w:jc w:val="both"/>
+              <w:rPr>
+                <w:sz w:val="18"/>
+                <w:szCs w:val="18"/>
+              </w:rPr>
+            </w:pPr>
+            <w:r>
+              <w:rPr>
+                <w:b/>
+                <w:bCs/>
+                <w:sz w:val="18"/>
+                <w:szCs w:val="18"/>
+              </w:rPr>
+              <w:t>Implementar un flujo de entrega segura mediante OTP:</w:t>
+            </w:r>
+            <w:r>
+              <w:rPr>
+                <w:sz w:val="18"/>
+                <w:szCs w:val="18"/>
+              </w:rPr>
+              <w:t xml:space="preserve"> Crear un módulo de confirmación para retiros presenciales que genere y verifique códigos dinámicos de 6 dígitos, asegurando la recepción del producto antes de completar la orden.</w:t>
+            </w:r>
+          </w:p>
+          <w:p>
+            <w:pPr>
+              <w:numPr>
+                <w:ilvl w:val="0"/>
+                <w:numId w:val="1"/>
+              </w:numPr>
+              <w:pBdr>
+                <w:top w:val="nil"/>
+                <w:left w:val="nil"/>
+                <w:bottom w:val="nil"/>
+                <w:right w:val="nil"/>
+                <w:between w:val="nil"/>
+              </w:pBdr>
+              <w:tabs>
+                <w:tab w:val="num" w:pos="720"/>
+              </w:tabs>
+              <w:spacing w:after="0" w:line="240" w:lineRule="auto"/>
+              <w:ind w:left="314" w:hanging="284"/>
+              <w:jc w:val="both"/>
+              <w:rPr>
+                <w:sz w:val="18"/>
+                <w:szCs w:val="18"/>
+              </w:rPr>
+            </w:pPr>
+            <w:r>
+              <w:rPr>
+                <w:b/>
+                <w:bCs/>
+                <w:sz w:val="18"/>
+                <w:szCs w:val="18"/>
+              </w:rPr>
+              <w:t>Gestionar el desarrollo mediante metodología ágil (Scrum):</w:t>
+            </w:r>
+            <w:r>
+              <w:rPr>
+                <w:sz w:val="18"/>
+                <w:szCs w:val="18"/>
+              </w:rPr>
+              <w:t xml:space="preserve"> Administrar el proyecto en iteraciones (Sprints), priorizando el backlog y realizando pruebas de calidad para entregar un Producto Mínimo Viable (MVP) funcional.</w:t>
             </w:r>
           </w:p>
           <w:p>
@@ -1061,16 +1481,6 @@
                 <w:szCs w:val="18"/>
               </w:rPr>
             </w:pPr>
-            <w:r>
-              <w:rPr>
-                <w:i/>
-                <w:iCs/>
-                <w:color w:val="0070C0"/>
-                <w:sz w:val="18"/>
-                <w:szCs w:val="18"/>
-              </w:rPr>
-              <w:t>¿Cuál es el objetivo general de tu Proyecto APT? ¿Cuáles son los objetivos específicos de tu Proyecto APT?</w:t>
-            </w:r>
           </w:p>
         </w:tc>
       </w:tr>
@@ -1103,6 +1513,26 @@
             <w:tcW w:w="6780" w:type="dxa"/>
             <w:vAlign w:val="center"/>
           </w:tcPr>
+          <w:p>
+            <w:pPr>
+              <w:pBdr>
+                <w:top w:val="nil"/>
+                <w:left w:val="nil"/>
+                <w:bottom w:val="nil"/>
+                <w:right w:val="nil"/>
+                <w:between w:val="nil"/>
+              </w:pBdr>
+              <w:spacing w:after="0" w:line="240" w:lineRule="auto"/>
+              <w:jc w:val="both"/>
+              <w:rPr>
+                <w:i/>
+                <w:iCs/>
+                <w:color w:val="0070C0"/>
+                <w:sz w:val="18"/>
+                <w:szCs w:val="18"/>
+              </w:rPr>
+            </w:pPr>
+          </w:p>
           <w:p>
             <w:pPr>
               <w:numPr>
@@ -1122,7 +1552,6 @@
               <w:rPr>
                 <w:i/>
                 <w:iCs/>
-                <w:color w:val="0070C0"/>
                 <w:sz w:val="18"/>
                 <w:szCs w:val="18"/>
               </w:rPr>
@@ -1131,91 +1560,12 @@
               <w:rPr>
                 <w:i/>
                 <w:iCs/>
-                <w:color w:val="0070C0"/>
-                <w:sz w:val="18"/>
-                <w:szCs w:val="18"/>
-              </w:rPr>
-              <w:t>Metodología utilizada y su pertinencia para cumplir objetivos.</w:t>
-            </w:r>
-          </w:p>
-          <w:p>
-            <w:pPr>
-              <w:ind w:left="720"/>
-              <w:rPr>
-                <w:i/>
-                <w:iCs/>
-                <w:color w:val="0070C0"/>
-                <w:sz w:val="18"/>
-                <w:szCs w:val="18"/>
-              </w:rPr>
-            </w:pPr>
-            <w:r>
-              <w:rPr>
-                <w:i/>
-                <w:iCs/>
-                <w:color w:val="0070C0"/>
-                <w:sz w:val="18"/>
-                <w:szCs w:val="18"/>
-              </w:rPr>
-              <w:t>¿Qué metodología utilizaste para desarrollar tu Proyecto APT? Describe las fases y procedimientos que llevaste a cabo para ejecutar tu proyecto.</w:t>
-            </w:r>
-          </w:p>
-          <w:p>
-            <w:pPr>
-              <w:ind w:left="720"/>
-              <w:rPr>
-                <w:i/>
-                <w:iCs/>
-                <w:color w:val="0070C0"/>
-                <w:sz w:val="18"/>
-                <w:szCs w:val="18"/>
-              </w:rPr>
-            </w:pPr>
-            <w:r>
-              <w:rPr>
-                <w:i/>
-                <w:iCs/>
-                <w:color w:val="0070C0"/>
-                <w:sz w:val="18"/>
-                <w:szCs w:val="18"/>
-              </w:rPr>
-              <w:t>Fundamenta, ¿por qué esta metodología era pertinente para cumplir los objetivos planteados?</w:t>
-            </w:r>
-          </w:p>
-        </w:tc>
-      </w:tr>
-      <w:tr>
-        <w:trPr>
-          <w:trHeight w:val="2117"/>
-        </w:trPr>
-        <w:tc>
-          <w:tcPr>
-            <w:tcW w:w="3001" w:type="dxa"/>
-            <w:vAlign w:val="center"/>
-          </w:tcPr>
-          <w:p>
-            <w:pPr>
-              <w:rPr>
-                <w:color w:val="1F3864"/>
-                <w:sz w:val="18"/>
-                <w:szCs w:val="18"/>
-              </w:rPr>
-            </w:pPr>
-            <w:r>
-              <w:rPr>
-                <w:color w:val="1F3864"/>
-                <w:sz w:val="18"/>
-                <w:szCs w:val="18"/>
-              </w:rPr>
-              <w:t>4. Desarrollo</w:t>
-            </w:r>
-          </w:p>
-        </w:tc>
-        <w:tc>
-          <w:tcPr>
-            <w:tcW w:w="6780" w:type="dxa"/>
-            <w:vAlign w:val="center"/>
-          </w:tcPr>
+                <w:sz w:val="18"/>
+                <w:szCs w:val="18"/>
+              </w:rPr>
+              <w:t>Para el desarrollo del proyecto Vindex se utilizó la Metodología Ágil, aplicando específicamente el marco de trabajo Scrum.</w:t>
+            </w:r>
+          </w:p>
           <w:p>
             <w:pPr>
               <w:numPr>
@@ -1235,7 +1585,6 @@
               <w:rPr>
                 <w:i/>
                 <w:iCs/>
-                <w:color w:val="0070C0"/>
                 <w:sz w:val="18"/>
                 <w:szCs w:val="18"/>
               </w:rPr>
@@ -1244,15 +1593,18 @@
               <w:rPr>
                 <w:i/>
                 <w:iCs/>
-                <w:color w:val="0070C0"/>
-                <w:sz w:val="18"/>
-                <w:szCs w:val="18"/>
-              </w:rPr>
-              <w:t>Descripción de las etapas o actividades del Proyecto APT.</w:t>
-            </w:r>
-          </w:p>
-          <w:p>
-            <w:pPr>
+                <w:sz w:val="18"/>
+                <w:szCs w:val="18"/>
+              </w:rPr>
+              <w:t>El proyecto se ejecutó siguiendo un ciclo de trabajo iterativo e incremental, dividido en las siguientes fases:</w:t>
+            </w:r>
+          </w:p>
+          <w:p>
+            <w:pPr>
+              <w:numPr>
+                <w:ilvl w:val="0"/>
+                <w:numId w:val="1"/>
+              </w:numPr>
               <w:pBdr>
                 <w:top w:val="nil"/>
                 <w:left w:val="nil"/>
@@ -1260,8 +1612,174 @@
                 <w:right w:val="nil"/>
                 <w:between w:val="nil"/>
               </w:pBdr>
-              <w:spacing w:after="0"/>
-              <w:ind w:left="720"/>
+              <w:tabs>
+                <w:tab w:val="num" w:pos="720"/>
+              </w:tabs>
+              <w:spacing w:after="0" w:line="240" w:lineRule="auto"/>
+              <w:ind w:left="318" w:hanging="284"/>
+              <w:jc w:val="both"/>
+              <w:rPr>
+                <w:i/>
+                <w:iCs/>
+                <w:sz w:val="18"/>
+                <w:szCs w:val="18"/>
+              </w:rPr>
+            </w:pPr>
+            <w:r>
+              <w:rPr>
+                <w:b/>
+                <w:bCs/>
+                <w:i/>
+                <w:iCs/>
+                <w:sz w:val="18"/>
+                <w:szCs w:val="18"/>
+              </w:rPr>
+              <w:t>Creación y priorización del Product Backlog:</w:t>
+            </w:r>
+            <w:r>
+              <w:rPr>
+                <w:i/>
+                <w:iCs/>
+                <w:sz w:val="18"/>
+                <w:szCs w:val="18"/>
+              </w:rPr>
+              <w:t xml:space="preserve"> Se definieron los requerimientos del sistema redactándolos como Historias de Usuario, las cuales fueron agrupadas en "Épicas" (Infraestructura, Marketplace, Motor de Subastas y Seguridad Financiera).</w:t>
+            </w:r>
+          </w:p>
+          <w:p>
+            <w:pPr>
+              <w:numPr>
+                <w:ilvl w:val="0"/>
+                <w:numId w:val="1"/>
+              </w:numPr>
+              <w:pBdr>
+                <w:top w:val="nil"/>
+                <w:left w:val="nil"/>
+                <w:bottom w:val="nil"/>
+                <w:right w:val="nil"/>
+                <w:between w:val="nil"/>
+              </w:pBdr>
+              <w:tabs>
+                <w:tab w:val="num" w:pos="720"/>
+              </w:tabs>
+              <w:spacing w:after="0" w:line="240" w:lineRule="auto"/>
+              <w:ind w:left="318" w:hanging="284"/>
+              <w:jc w:val="both"/>
+              <w:rPr>
+                <w:i/>
+                <w:iCs/>
+                <w:sz w:val="18"/>
+                <w:szCs w:val="18"/>
+              </w:rPr>
+            </w:pPr>
+            <w:r>
+              <w:rPr>
+                <w:b/>
+                <w:bCs/>
+                <w:i/>
+                <w:iCs/>
+                <w:sz w:val="18"/>
+                <w:szCs w:val="18"/>
+              </w:rPr>
+              <w:t>Planificación de iteraciones (Sprint Planning):</w:t>
+            </w:r>
+            <w:r>
+              <w:rPr>
+                <w:i/>
+                <w:iCs/>
+                <w:sz w:val="18"/>
+                <w:szCs w:val="18"/>
+              </w:rPr>
+              <w:t xml:space="preserve"> El proyecto se dividió en iteraciones cortas (Sprints). En cada uno se seleccionaron tareas específicas del Backlog para conformar el Sprint Backlog, estableciendo metas claras, </w:t>
+            </w:r>
+            <w:proofErr w:type="gramStart"/>
+            <w:r>
+              <w:rPr>
+                <w:i/>
+                <w:iCs/>
+                <w:sz w:val="18"/>
+                <w:szCs w:val="18"/>
+              </w:rPr>
+              <w:t>como</w:t>
+            </w:r>
+            <w:proofErr w:type="gramEnd"/>
+            <w:r>
+              <w:rPr>
+                <w:i/>
+                <w:iCs/>
+                <w:sz w:val="18"/>
+                <w:szCs w:val="18"/>
+              </w:rPr>
+              <w:t xml:space="preserve"> </w:t>
+            </w:r>
+            <w:r>
+              <w:rPr>
+                <w:i/>
+                <w:iCs/>
+                <w:sz w:val="18"/>
+                <w:szCs w:val="18"/>
+              </w:rPr>
+              <w:t>por ejemplo, levantar el CRUD del catálogo en el Sprint 2 o la sala de subastas en el Sprint 4.</w:t>
+            </w:r>
+          </w:p>
+          <w:p>
+            <w:pPr>
+              <w:numPr>
+                <w:ilvl w:val="0"/>
+                <w:numId w:val="1"/>
+              </w:numPr>
+              <w:pBdr>
+                <w:top w:val="nil"/>
+                <w:left w:val="nil"/>
+                <w:bottom w:val="nil"/>
+                <w:right w:val="nil"/>
+                <w:between w:val="nil"/>
+              </w:pBdr>
+              <w:tabs>
+                <w:tab w:val="num" w:pos="720"/>
+              </w:tabs>
+              <w:spacing w:after="0" w:line="240" w:lineRule="auto"/>
+              <w:ind w:left="318" w:hanging="284"/>
+              <w:jc w:val="both"/>
+              <w:rPr>
+                <w:i/>
+                <w:iCs/>
+                <w:sz w:val="18"/>
+                <w:szCs w:val="18"/>
+              </w:rPr>
+            </w:pPr>
+            <w:r>
+              <w:rPr>
+                <w:b/>
+                <w:bCs/>
+                <w:i/>
+                <w:iCs/>
+                <w:sz w:val="18"/>
+                <w:szCs w:val="18"/>
+              </w:rPr>
+              <w:t>Desarrollo Iterativo:</w:t>
+            </w:r>
+            <w:r>
+              <w:rPr>
+                <w:i/>
+                <w:iCs/>
+                <w:sz w:val="18"/>
+                <w:szCs w:val="18"/>
+              </w:rPr>
+              <w:t xml:space="preserve"> Se llevó a cabo la programación activa (frontend y base de datos) construyendo la plataforma pieza por pieza para asegurar que cada entrega añadiera valor al sistema.</w:t>
+            </w:r>
+          </w:p>
+          <w:p>
+            <w:pPr>
+              <w:pBdr>
+                <w:top w:val="nil"/>
+                <w:left w:val="nil"/>
+                <w:bottom w:val="nil"/>
+                <w:right w:val="nil"/>
+                <w:between w:val="nil"/>
+              </w:pBdr>
+              <w:spacing w:after="0" w:line="240" w:lineRule="auto"/>
+              <w:ind w:left="318"/>
               <w:jc w:val="both"/>
               <w:rPr>
                 <w:i/>
@@ -1271,15 +1789,100 @@
                 <w:szCs w:val="18"/>
               </w:rPr>
             </w:pPr>
-            <w:r>
+          </w:p>
+          <w:p>
+            <w:pPr>
+              <w:numPr>
+                <w:ilvl w:val="0"/>
+                <w:numId w:val="1"/>
+              </w:numPr>
+              <w:pBdr>
+                <w:top w:val="nil"/>
+                <w:left w:val="nil"/>
+                <w:bottom w:val="nil"/>
+                <w:right w:val="nil"/>
+                <w:between w:val="nil"/>
+              </w:pBdr>
+              <w:tabs>
+                <w:tab w:val="num" w:pos="720"/>
+              </w:tabs>
+              <w:spacing w:after="0" w:line="240" w:lineRule="auto"/>
+              <w:ind w:left="318" w:hanging="284"/>
+              <w:jc w:val="both"/>
               <w:rPr>
                 <w:i/>
                 <w:iCs/>
-                <w:color w:val="0070C0"/>
-                <w:sz w:val="18"/>
-                <w:szCs w:val="18"/>
-              </w:rPr>
-              <w:t>¿Cuáles fueron las etapas o actividades que desarrollaste en tu Proyecto APT?</w:t>
+                <w:sz w:val="18"/>
+                <w:szCs w:val="18"/>
+              </w:rPr>
+            </w:pPr>
+            <w:r>
+              <w:rPr>
+                <w:b/>
+                <w:bCs/>
+                <w:i/>
+                <w:iCs/>
+                <w:sz w:val="18"/>
+                <w:szCs w:val="18"/>
+              </w:rPr>
+              <w:lastRenderedPageBreak/>
+              <w:t>Validación y Control de Calidad (QA):</w:t>
+            </w:r>
+            <w:r>
+              <w:rPr>
+                <w:i/>
+                <w:iCs/>
+                <w:sz w:val="18"/>
+                <w:szCs w:val="18"/>
+              </w:rPr>
+              <w:t xml:space="preserve"> Al finalizar cada tarea, se verificó el cumplimiento de los Criterios de Aceptación y de la Definición de Terminado (Definition of Done), realizando pruebas manuales de los flujos de compra, concurrencia de pujas y validación de códigos OTP.</w:t>
+            </w:r>
+          </w:p>
+          <w:p>
+            <w:pPr>
+              <w:numPr>
+                <w:ilvl w:val="0"/>
+                <w:numId w:val="1"/>
+              </w:numPr>
+              <w:pBdr>
+                <w:top w:val="nil"/>
+                <w:left w:val="nil"/>
+                <w:bottom w:val="nil"/>
+                <w:right w:val="nil"/>
+                <w:between w:val="nil"/>
+              </w:pBdr>
+              <w:tabs>
+                <w:tab w:val="num" w:pos="720"/>
+              </w:tabs>
+              <w:spacing w:after="0" w:line="240" w:lineRule="auto"/>
+              <w:ind w:left="318" w:hanging="284"/>
+              <w:jc w:val="both"/>
+              <w:rPr>
+                <w:i/>
+                <w:iCs/>
+                <w:sz w:val="18"/>
+                <w:szCs w:val="18"/>
+              </w:rPr>
+            </w:pPr>
+            <w:r>
+              <w:rPr>
+                <w:b/>
+                <w:bCs/>
+                <w:i/>
+                <w:iCs/>
+                <w:sz w:val="18"/>
+                <w:szCs w:val="18"/>
+              </w:rPr>
+              <w:t>Retrospectivas:</w:t>
+            </w:r>
+            <w:r>
+              <w:rPr>
+                <w:i/>
+                <w:iCs/>
+                <w:sz w:val="18"/>
+                <w:szCs w:val="18"/>
+              </w:rPr>
+              <w:t xml:space="preserve"> Al cierre de cada Sprint, el equipo evaluó el proceso para identificar qué prácticas mantener, qué problemas técnicos obstaculizaron el avance y qué acciones de mejora aplicar en el siguiente ciclo.</w:t>
             </w:r>
           </w:p>
           <w:p>
@@ -1301,82 +1904,29 @@
               <w:rPr>
                 <w:i/>
                 <w:iCs/>
-                <w:color w:val="0070C0"/>
-                <w:sz w:val="18"/>
-                <w:szCs w:val="18"/>
-              </w:rPr>
-            </w:pPr>
-            <w:r>
-              <w:rPr>
+                <w:sz w:val="18"/>
+                <w:szCs w:val="18"/>
+              </w:rPr>
+            </w:pPr>
+            <w:r>
+              <w:rPr>
+                <w:b/>
+                <w:bCs/>
                 <w:i/>
                 <w:iCs/>
-                <w:color w:val="0070C0"/>
-                <w:sz w:val="18"/>
-                <w:szCs w:val="18"/>
-              </w:rPr>
-              <w:t>Dificultades y facilitadores en el desarrollo del Proyecto APT.</w:t>
-            </w:r>
-          </w:p>
-          <w:p>
-            <w:pPr>
-              <w:pBdr>
-                <w:top w:val="nil"/>
-                <w:left w:val="nil"/>
-                <w:bottom w:val="nil"/>
-                <w:right w:val="nil"/>
-                <w:between w:val="nil"/>
-              </w:pBdr>
-              <w:spacing w:after="0"/>
-              <w:ind w:left="720"/>
-              <w:jc w:val="both"/>
+                <w:sz w:val="18"/>
+                <w:szCs w:val="18"/>
+              </w:rPr>
+              <w:t>Pertinencia de la metodología para cumplir los objetivos</w:t>
+            </w:r>
+            <w:r>
               <w:rPr>
                 <w:i/>
                 <w:iCs/>
-                <w:color w:val="0070C0"/>
-                <w:sz w:val="18"/>
-                <w:szCs w:val="18"/>
-              </w:rPr>
-            </w:pPr>
-            <w:r>
-              <w:rPr>
-                <w:i/>
-                <w:iCs/>
-                <w:color w:val="0070C0"/>
-                <w:sz w:val="18"/>
-                <w:szCs w:val="18"/>
-              </w:rPr>
-              <w:t>¿Qué elementos/aspectos te facilitaron o ayudaron en el desarrollo de tu proyecto APT?</w:t>
-            </w:r>
-          </w:p>
-          <w:p>
-            <w:pPr>
-              <w:pBdr>
-                <w:top w:val="nil"/>
-                <w:left w:val="nil"/>
-                <w:bottom w:val="nil"/>
-                <w:right w:val="nil"/>
-                <w:between w:val="nil"/>
-              </w:pBdr>
-              <w:spacing w:after="0"/>
-              <w:ind w:left="720"/>
-              <w:jc w:val="both"/>
-              <w:rPr>
-                <w:i/>
-                <w:iCs/>
-                <w:color w:val="0070C0"/>
-                <w:sz w:val="18"/>
-                <w:szCs w:val="18"/>
-              </w:rPr>
-            </w:pPr>
-            <w:r>
-              <w:rPr>
-                <w:i/>
-                <w:iCs/>
-                <w:color w:val="0070C0"/>
-                <w:sz w:val="18"/>
-                <w:szCs w:val="18"/>
-              </w:rPr>
-              <w:t>¿A qué dificultades enfrentaste en el desarrollo de tu Proyecto APT?</w:t>
+                <w:sz w:val="18"/>
+                <w:szCs w:val="18"/>
+              </w:rPr>
+              <w:t xml:space="preserve"> El uso de Scrum fue altamente pertinente y clave para el éxito del proyecto debido a su complejidad técnica y nivel de innovación. Al desarrollar características desafiantes, como la sincronización de WebSockets en tiempo real para las subastas y lógicas de seguridad (OTP), una metodología tradicional (en cascada) habría sido muy rígida y riesgosa.</w:t>
             </w:r>
           </w:p>
           <w:p>
@@ -1398,12 +1948,32 @@
               <w:rPr>
                 <w:i/>
                 <w:iCs/>
-                <w:color w:val="0070C0"/>
-                <w:sz w:val="18"/>
-                <w:szCs w:val="18"/>
-              </w:rPr>
-            </w:pPr>
-            <w:r>
+                <w:sz w:val="18"/>
+                <w:szCs w:val="18"/>
+              </w:rPr>
+            </w:pPr>
+            <w:r>
+              <w:rPr>
+                <w:i/>
+                <w:iCs/>
+                <w:sz w:val="18"/>
+                <w:szCs w:val="18"/>
+              </w:rPr>
+              <w:t>Scrum nos permitió construir el sistema de forma modular, tener un Producto Mínimo Viable (MVP) funcional en etapas tempranas y reaccionar rápidamente a los problemas técnicos. Además, nos dio la flexibilidad necesaria para hacer ajustes</w:t>
+            </w:r>
+            <w:r>
+              <w:rPr>
+                <w:i/>
+                <w:iCs/>
+                <w:sz w:val="18"/>
+                <w:szCs w:val="18"/>
+              </w:rPr>
+              <w:t xml:space="preserve"> técnicos durante el desarrollo</w:t>
+            </w:r>
+          </w:p>
+          <w:p>
+            <w:pPr>
+              <w:ind w:left="720"/>
               <w:rPr>
                 <w:i/>
                 <w:iCs/>
@@ -1411,30 +1981,750 @@
                 <w:sz w:val="18"/>
                 <w:szCs w:val="18"/>
               </w:rPr>
-              <w:t>Ajustes realizados.</w:t>
+            </w:pPr>
+          </w:p>
+        </w:tc>
+      </w:tr>
+      <w:tr>
+        <w:trPr>
+          <w:trHeight w:val="2117"/>
+        </w:trPr>
+        <w:tc>
+          <w:tcPr>
+            <w:tcW w:w="3001" w:type="dxa"/>
+            <w:vAlign w:val="center"/>
+          </w:tcPr>
+          <w:p>
+            <w:pPr>
+              <w:rPr>
+                <w:color w:val="1F3864"/>
+                <w:sz w:val="18"/>
+                <w:szCs w:val="18"/>
+              </w:rPr>
+            </w:pPr>
+            <w:r>
+              <w:rPr>
+                <w:color w:val="1F3864"/>
+                <w:sz w:val="18"/>
+                <w:szCs w:val="18"/>
+              </w:rPr>
+              <w:lastRenderedPageBreak/>
+              <w:t>4. Desarrollo</w:t>
+            </w:r>
+          </w:p>
+        </w:tc>
+        <w:tc>
+          <w:tcPr>
+            <w:tcW w:w="6780" w:type="dxa"/>
+            <w:vAlign w:val="center"/>
+          </w:tcPr>
+          <w:p>
+            <w:pPr>
+              <w:pBdr>
+                <w:top w:val="nil"/>
+                <w:left w:val="nil"/>
+                <w:bottom w:val="nil"/>
+                <w:right w:val="nil"/>
+                <w:between w:val="nil"/>
+              </w:pBdr>
+              <w:spacing w:after="0" w:line="240" w:lineRule="auto"/>
+              <w:jc w:val="both"/>
+              <w:rPr>
+                <w:sz w:val="18"/>
+                <w:szCs w:val="18"/>
+              </w:rPr>
+            </w:pPr>
+            <w:r>
+              <w:rPr>
+                <w:sz w:val="20"/>
+                <w:szCs w:val="20"/>
+              </w:rPr>
+              <w:t>El desarrollo de Vindex se dividió en las siguientes etapas clave</w:t>
+            </w:r>
+            <w:r>
+              <w:rPr>
+                <w:sz w:val="18"/>
+                <w:szCs w:val="18"/>
+              </w:rPr>
+              <w:t>:</w:t>
+            </w:r>
+          </w:p>
+          <w:p>
+            <w:pPr>
+              <w:numPr>
+                <w:ilvl w:val="0"/>
+                <w:numId w:val="1"/>
+              </w:numPr>
+              <w:pBdr>
+                <w:top w:val="nil"/>
+                <w:left w:val="nil"/>
+                <w:bottom w:val="nil"/>
+                <w:right w:val="nil"/>
+                <w:between w:val="nil"/>
+              </w:pBdr>
+              <w:tabs>
+                <w:tab w:val="num" w:pos="720"/>
+              </w:tabs>
+              <w:spacing w:after="0" w:line="240" w:lineRule="auto"/>
+              <w:ind w:left="318" w:hanging="284"/>
+              <w:jc w:val="both"/>
+              <w:rPr>
+                <w:sz w:val="18"/>
+                <w:szCs w:val="18"/>
+              </w:rPr>
+            </w:pPr>
+            <w:r>
+              <w:rPr>
+                <w:b/>
+                <w:bCs/>
+                <w:sz w:val="18"/>
+                <w:szCs w:val="18"/>
+              </w:rPr>
+              <w:t>Etapa de Planificación y Diseño:</w:t>
+            </w:r>
+            <w:r>
+              <w:rPr>
+                <w:sz w:val="18"/>
+                <w:szCs w:val="18"/>
+              </w:rPr>
+              <w:t xml:space="preserve"> Consistió en la definición de la visión del producto, el levantamiento de requisitos (Historias de Usuario) y el diseño de la arquitectura del sistema, estableciendo el uso del formato monorepo, Next.js y Supabase.</w:t>
+            </w:r>
+          </w:p>
+          <w:p>
+            <w:pPr>
+              <w:numPr>
+                <w:ilvl w:val="0"/>
+                <w:numId w:val="1"/>
+              </w:numPr>
+              <w:pBdr>
+                <w:top w:val="nil"/>
+                <w:left w:val="nil"/>
+                <w:bottom w:val="nil"/>
+                <w:right w:val="nil"/>
+                <w:between w:val="nil"/>
+              </w:pBdr>
+              <w:tabs>
+                <w:tab w:val="num" w:pos="720"/>
+              </w:tabs>
+              <w:spacing w:after="0" w:line="240" w:lineRule="auto"/>
+              <w:ind w:left="318" w:hanging="284"/>
+              <w:jc w:val="both"/>
+              <w:rPr>
+                <w:sz w:val="18"/>
+                <w:szCs w:val="18"/>
+              </w:rPr>
+            </w:pPr>
+            <w:r>
+              <w:rPr>
+                <w:b/>
+                <w:bCs/>
+                <w:sz w:val="18"/>
+                <w:szCs w:val="18"/>
+              </w:rPr>
+              <w:t>Etapa de Infraestructura y Autenticación:</w:t>
+            </w:r>
+            <w:r>
+              <w:rPr>
+                <w:sz w:val="18"/>
+                <w:szCs w:val="18"/>
+              </w:rPr>
+              <w:t xml:space="preserve"> Se configuró el entorno de desarrollo, la conexión a la base de datos (PostgreSQL) y se implementó el sistema de registro e inicio de sesión de usuarios.</w:t>
+            </w:r>
+          </w:p>
+          <w:p>
+            <w:pPr>
+              <w:numPr>
+                <w:ilvl w:val="0"/>
+                <w:numId w:val="1"/>
+              </w:numPr>
+              <w:pBdr>
+                <w:top w:val="nil"/>
+                <w:left w:val="nil"/>
+                <w:bottom w:val="nil"/>
+                <w:right w:val="nil"/>
+                <w:between w:val="nil"/>
+              </w:pBdr>
+              <w:tabs>
+                <w:tab w:val="num" w:pos="720"/>
+              </w:tabs>
+              <w:spacing w:after="0" w:line="240" w:lineRule="auto"/>
+              <w:ind w:left="318" w:hanging="284"/>
+              <w:jc w:val="both"/>
+              <w:rPr>
+                <w:sz w:val="18"/>
+                <w:szCs w:val="18"/>
+              </w:rPr>
+            </w:pPr>
+            <w:r>
+              <w:rPr>
+                <w:b/>
+                <w:bCs/>
+                <w:sz w:val="18"/>
+                <w:szCs w:val="18"/>
+              </w:rPr>
+              <w:t>Etapa de Desarrollo del Marketplace:</w:t>
+            </w:r>
+            <w:r>
+              <w:rPr>
+                <w:sz w:val="18"/>
+                <w:szCs w:val="18"/>
+              </w:rPr>
+              <w:t xml:space="preserve"> Se programó la creación de perfiles de tiendas, el catálogo de productos (CRUD completo) y la lógica del carrito de compras validando el stock disponible.</w:t>
+            </w:r>
+          </w:p>
+          <w:p>
+            <w:pPr>
+              <w:numPr>
+                <w:ilvl w:val="0"/>
+                <w:numId w:val="1"/>
+              </w:numPr>
+              <w:pBdr>
+                <w:top w:val="nil"/>
+                <w:left w:val="nil"/>
+                <w:bottom w:val="nil"/>
+                <w:right w:val="nil"/>
+                <w:between w:val="nil"/>
+              </w:pBdr>
+              <w:tabs>
+                <w:tab w:val="num" w:pos="720"/>
+              </w:tabs>
+              <w:spacing w:after="0" w:line="240" w:lineRule="auto"/>
+              <w:ind w:left="318" w:hanging="284"/>
+              <w:jc w:val="both"/>
+              <w:rPr>
+                <w:sz w:val="18"/>
+                <w:szCs w:val="18"/>
+              </w:rPr>
+            </w:pPr>
+            <w:r>
+              <w:rPr>
+                <w:b/>
+                <w:bCs/>
+                <w:sz w:val="18"/>
+                <w:szCs w:val="18"/>
+              </w:rPr>
+              <w:t>Etapa de Construcción del Motor de Subastas:</w:t>
+            </w:r>
+            <w:r>
+              <w:rPr>
+                <w:sz w:val="18"/>
+                <w:szCs w:val="18"/>
+              </w:rPr>
+              <w:t xml:space="preserve"> Se desarrolló la sala de remates integrando funciones en tiempo real para sincronizar las pujas y el reloj entre los usuarios, junto con la regla anti-sniping en la base de datos.</w:t>
+            </w:r>
+          </w:p>
+          <w:p>
+            <w:pPr>
+              <w:numPr>
+                <w:ilvl w:val="0"/>
+                <w:numId w:val="1"/>
+              </w:numPr>
+              <w:pBdr>
+                <w:top w:val="nil"/>
+                <w:left w:val="nil"/>
+                <w:bottom w:val="nil"/>
+                <w:right w:val="nil"/>
+                <w:between w:val="nil"/>
+              </w:pBdr>
+              <w:tabs>
+                <w:tab w:val="num" w:pos="720"/>
+              </w:tabs>
+              <w:spacing w:after="0" w:line="240" w:lineRule="auto"/>
+              <w:ind w:left="318" w:hanging="284"/>
+              <w:jc w:val="both"/>
+              <w:rPr>
+                <w:sz w:val="18"/>
+                <w:szCs w:val="18"/>
+              </w:rPr>
+            </w:pPr>
+            <w:r>
+              <w:rPr>
+                <w:b/>
+                <w:bCs/>
+                <w:sz w:val="18"/>
+                <w:szCs w:val="18"/>
+              </w:rPr>
+              <w:t>Etapa de Seguridad Logística (OTP):</w:t>
+            </w:r>
+            <w:r>
+              <w:rPr>
+                <w:sz w:val="18"/>
+                <w:szCs w:val="18"/>
+              </w:rPr>
+              <w:t xml:space="preserve"> Se programó el flujo de checkout simulado y la generación/validación de códigos dinámicos para proteger las entregas presenciales.</w:t>
+            </w:r>
+          </w:p>
+          <w:p>
+            <w:pPr>
+              <w:numPr>
+                <w:ilvl w:val="0"/>
+                <w:numId w:val="1"/>
+              </w:numPr>
+              <w:pBdr>
+                <w:top w:val="nil"/>
+                <w:left w:val="nil"/>
+                <w:bottom w:val="nil"/>
+                <w:right w:val="nil"/>
+                <w:between w:val="nil"/>
+              </w:pBdr>
+              <w:tabs>
+                <w:tab w:val="num" w:pos="720"/>
+              </w:tabs>
+              <w:spacing w:after="0" w:line="240" w:lineRule="auto"/>
+              <w:ind w:left="318" w:hanging="284"/>
+              <w:jc w:val="both"/>
+              <w:rPr>
+                <w:sz w:val="18"/>
+                <w:szCs w:val="18"/>
+              </w:rPr>
+            </w:pPr>
+            <w:r>
+              <w:rPr>
+                <w:b/>
+                <w:bCs/>
+                <w:sz w:val="18"/>
+                <w:szCs w:val="18"/>
+              </w:rPr>
+              <w:t>Etapa de QA (Quality Assurance) y Cierre:</w:t>
+            </w:r>
+            <w:r>
+              <w:rPr>
+                <w:sz w:val="18"/>
+                <w:szCs w:val="18"/>
+              </w:rPr>
+              <w:t xml:space="preserve"> Revisión exhaustiva de los flujos de compra, resolución de bugs (errores) y validación de los criterios de aceptación para consolidar el Producto Mínimo Viable (MVP).</w:t>
+            </w:r>
+          </w:p>
+          <w:p>
+            <w:pPr>
+              <w:pBdr>
+                <w:top w:val="nil"/>
+                <w:left w:val="nil"/>
+                <w:bottom w:val="nil"/>
+                <w:right w:val="nil"/>
+                <w:between w:val="nil"/>
+              </w:pBdr>
+              <w:spacing w:after="0" w:line="240" w:lineRule="auto"/>
+              <w:ind w:left="34"/>
+              <w:jc w:val="both"/>
+              <w:rPr>
+                <w:sz w:val="18"/>
+                <w:szCs w:val="18"/>
+              </w:rPr>
+            </w:pPr>
+          </w:p>
+          <w:p>
+            <w:pPr>
+              <w:pBdr>
+                <w:top w:val="nil"/>
+                <w:left w:val="nil"/>
+                <w:bottom w:val="nil"/>
+                <w:right w:val="nil"/>
+                <w:between w:val="nil"/>
+              </w:pBdr>
+              <w:spacing w:after="0" w:line="240" w:lineRule="auto"/>
+              <w:ind w:left="34"/>
+              <w:jc w:val="both"/>
+              <w:rPr>
+                <w:sz w:val="18"/>
+                <w:szCs w:val="18"/>
+              </w:rPr>
+            </w:pPr>
+            <w:r>
+              <w:rPr>
+                <w:b/>
+                <w:bCs/>
+                <w:sz w:val="18"/>
+                <w:szCs w:val="18"/>
+              </w:rPr>
+              <w:t>Aspectos facilitadores:</w:t>
+            </w:r>
+          </w:p>
+          <w:p>
+            <w:pPr>
+              <w:numPr>
+                <w:ilvl w:val="0"/>
+                <w:numId w:val="1"/>
+              </w:numPr>
+              <w:pBdr>
+                <w:top w:val="nil"/>
+                <w:left w:val="nil"/>
+                <w:bottom w:val="nil"/>
+                <w:right w:val="nil"/>
+                <w:between w:val="nil"/>
+              </w:pBdr>
+              <w:tabs>
+                <w:tab w:val="num" w:pos="1440"/>
+              </w:tabs>
+              <w:spacing w:after="0" w:line="240" w:lineRule="auto"/>
+              <w:ind w:left="318" w:hanging="284"/>
+              <w:jc w:val="both"/>
+              <w:rPr>
+                <w:sz w:val="18"/>
+                <w:szCs w:val="18"/>
+              </w:rPr>
+            </w:pPr>
+            <w:r>
+              <w:rPr>
+                <w:sz w:val="18"/>
+                <w:szCs w:val="18"/>
+              </w:rPr>
+              <w:t>La elección de Supabase como plataforma BaaS fue un gran facilitador. Centralizó la autenticación, la base de datos y los WebSockets (Realtime) en un solo lugar, evitándonos tener que configurar servidores complejos desde cero.</w:t>
+            </w:r>
+          </w:p>
+          <w:p>
+            <w:pPr>
+              <w:numPr>
+                <w:ilvl w:val="0"/>
+                <w:numId w:val="1"/>
+              </w:numPr>
+              <w:pBdr>
+                <w:top w:val="nil"/>
+                <w:left w:val="nil"/>
+                <w:bottom w:val="nil"/>
+                <w:right w:val="nil"/>
+                <w:between w:val="nil"/>
+              </w:pBdr>
+              <w:tabs>
+                <w:tab w:val="num" w:pos="1440"/>
+              </w:tabs>
+              <w:spacing w:after="0" w:line="240" w:lineRule="auto"/>
+              <w:ind w:left="318" w:hanging="284"/>
+              <w:jc w:val="both"/>
+              <w:rPr>
+                <w:sz w:val="18"/>
+                <w:szCs w:val="18"/>
+              </w:rPr>
+            </w:pPr>
+            <w:r>
+              <w:rPr>
+                <w:sz w:val="18"/>
+                <w:szCs w:val="18"/>
+              </w:rPr>
+              <w:t>El uso de la metodología ágil Scrum facilitó enormemente la organización del equipo. Al dividir el trabajo en Sprints, pudimos tener claridad sobre qué componente de la interfaz (Next.js) o función de base de datos debía construir cada integrante cada semana.</w:t>
+            </w:r>
+          </w:p>
+          <w:p>
+            <w:pPr>
+              <w:pBdr>
+                <w:top w:val="nil"/>
+                <w:left w:val="nil"/>
+                <w:bottom w:val="nil"/>
+                <w:right w:val="nil"/>
+                <w:between w:val="nil"/>
+              </w:pBdr>
+              <w:spacing w:after="0" w:line="240" w:lineRule="auto"/>
+              <w:ind w:left="34"/>
+              <w:jc w:val="both"/>
+              <w:rPr>
+                <w:sz w:val="18"/>
+                <w:szCs w:val="18"/>
+              </w:rPr>
+            </w:pPr>
+            <w:r>
+              <w:rPr>
+                <w:b/>
+                <w:bCs/>
+                <w:sz w:val="18"/>
+                <w:szCs w:val="18"/>
+              </w:rPr>
+              <w:t>Dificultades enfrentadas:</w:t>
+            </w:r>
+          </w:p>
+          <w:p>
+            <w:pPr>
+              <w:numPr>
+                <w:ilvl w:val="0"/>
+                <w:numId w:val="1"/>
+              </w:numPr>
+              <w:pBdr>
+                <w:top w:val="nil"/>
+                <w:left w:val="nil"/>
+                <w:bottom w:val="nil"/>
+                <w:right w:val="nil"/>
+                <w:between w:val="nil"/>
+              </w:pBdr>
+              <w:tabs>
+                <w:tab w:val="num" w:pos="1440"/>
+              </w:tabs>
+              <w:spacing w:after="0" w:line="240" w:lineRule="auto"/>
+              <w:ind w:left="318" w:hanging="284"/>
+              <w:jc w:val="both"/>
+              <w:rPr>
+                <w:sz w:val="18"/>
+                <w:szCs w:val="18"/>
+              </w:rPr>
+            </w:pPr>
+            <w:r>
+              <w:rPr>
+                <w:sz w:val="18"/>
+                <w:szCs w:val="18"/>
+              </w:rPr>
+              <w:t>Comprender y programar la lógica del lado del servidor utilizando RPC (Remote Procedure Calls) y políticas de seguridad (RLS) directamente en PostgreSQL fue técnicamente muy complejo al inicio.</w:t>
+            </w:r>
+          </w:p>
+          <w:p>
+            <w:pPr>
+              <w:numPr>
+                <w:ilvl w:val="0"/>
+                <w:numId w:val="1"/>
+              </w:numPr>
+              <w:pBdr>
+                <w:top w:val="nil"/>
+                <w:left w:val="nil"/>
+                <w:bottom w:val="nil"/>
+                <w:right w:val="nil"/>
+                <w:between w:val="nil"/>
+              </w:pBdr>
+              <w:tabs>
+                <w:tab w:val="num" w:pos="1440"/>
+              </w:tabs>
+              <w:spacing w:after="0" w:line="240" w:lineRule="auto"/>
+              <w:ind w:left="318" w:hanging="284"/>
+              <w:jc w:val="both"/>
+              <w:rPr>
+                <w:sz w:val="18"/>
+                <w:szCs w:val="18"/>
+              </w:rPr>
+            </w:pPr>
+            <w:r>
+              <w:rPr>
+                <w:sz w:val="18"/>
+                <w:szCs w:val="18"/>
+              </w:rPr>
+              <w:t>Coordinar el código en Git generó varios conflictos (sobreescritura de archivos) cuando trabajábamos simultáneamente en los mismos componentes visuales de la tienda.</w:t>
+            </w:r>
+          </w:p>
+          <w:p>
+            <w:pPr>
+              <w:numPr>
+                <w:ilvl w:val="0"/>
+                <w:numId w:val="1"/>
+              </w:numPr>
+              <w:pBdr>
+                <w:top w:val="nil"/>
+                <w:left w:val="nil"/>
+                <w:bottom w:val="nil"/>
+                <w:right w:val="nil"/>
+                <w:between w:val="nil"/>
+              </w:pBdr>
+              <w:tabs>
+                <w:tab w:val="num" w:pos="1440"/>
+              </w:tabs>
+              <w:spacing w:after="0" w:line="240" w:lineRule="auto"/>
+              <w:ind w:left="318" w:hanging="284"/>
+              <w:jc w:val="both"/>
+              <w:rPr>
+                <w:sz w:val="18"/>
+                <w:szCs w:val="18"/>
+              </w:rPr>
+            </w:pPr>
+            <w:r>
+              <w:rPr>
+                <w:sz w:val="18"/>
+                <w:szCs w:val="18"/>
+              </w:rPr>
+              <w:t>Lograr que la regla anti-sniping (extensión del tiempo de la subasta) funcionara correctamente sin fallar ante ofertas simultáneas fue uno de los mayores desafíos lógicos.</w:t>
+            </w:r>
+          </w:p>
+          <w:p>
+            <w:pPr>
+              <w:pBdr>
+                <w:top w:val="nil"/>
+                <w:left w:val="nil"/>
+                <w:bottom w:val="nil"/>
+                <w:right w:val="nil"/>
+                <w:between w:val="nil"/>
+              </w:pBdr>
+              <w:spacing w:after="0" w:line="240" w:lineRule="auto"/>
+              <w:ind w:left="34"/>
+              <w:jc w:val="both"/>
+              <w:rPr>
+                <w:b/>
+                <w:bCs/>
+                <w:sz w:val="18"/>
+                <w:szCs w:val="18"/>
+              </w:rPr>
+            </w:pPr>
+            <w:r>
+              <w:rPr>
+                <w:b/>
+                <w:bCs/>
+                <w:sz w:val="18"/>
+                <w:szCs w:val="18"/>
+              </w:rPr>
+              <w:t>R</w:t>
+            </w:r>
+            <w:r>
+              <w:rPr>
+                <w:b/>
+                <w:bCs/>
+                <w:sz w:val="18"/>
+                <w:szCs w:val="18"/>
+              </w:rPr>
+              <w:t>ealizamos los siguientes ajustes:</w:t>
+            </w:r>
+          </w:p>
+          <w:p>
+            <w:pPr>
+              <w:numPr>
+                <w:ilvl w:val="0"/>
+                <w:numId w:val="1"/>
+              </w:numPr>
+              <w:pBdr>
+                <w:top w:val="nil"/>
+                <w:left w:val="nil"/>
+                <w:bottom w:val="nil"/>
+                <w:right w:val="nil"/>
+                <w:between w:val="nil"/>
+              </w:pBdr>
+              <w:tabs>
+                <w:tab w:val="num" w:pos="720"/>
+              </w:tabs>
+              <w:spacing w:after="0" w:line="240" w:lineRule="auto"/>
+              <w:ind w:left="318" w:hanging="284"/>
+              <w:jc w:val="both"/>
+              <w:rPr>
+                <w:sz w:val="18"/>
+                <w:szCs w:val="18"/>
+              </w:rPr>
+            </w:pPr>
+            <w:r>
+              <w:rPr>
+                <w:b/>
+                <w:bCs/>
+                <w:sz w:val="18"/>
+                <w:szCs w:val="18"/>
+              </w:rPr>
+              <w:t>Ajuste en la dinámica de trabajo (Pair Programming):</w:t>
+            </w:r>
+            <w:r>
+              <w:rPr>
+                <w:sz w:val="18"/>
+                <w:szCs w:val="18"/>
+              </w:rPr>
+              <w:t xml:space="preserve"> Para abordar la dificultad de programar las funciones complejas en la base de datos (como la generación del OTP y la RPC del checkout), ajustamos la forma de trabajar implementando sesiones de programación en parejas (Pair Programming). Esto nos permitió resolver los errores lógicos mucho más rápido que trabajando de forma individual.</w:t>
+            </w:r>
+          </w:p>
+          <w:p>
+            <w:pPr>
+              <w:numPr>
+                <w:ilvl w:val="0"/>
+                <w:numId w:val="1"/>
+              </w:numPr>
+              <w:pBdr>
+                <w:top w:val="nil"/>
+                <w:left w:val="nil"/>
+                <w:bottom w:val="nil"/>
+                <w:right w:val="nil"/>
+                <w:between w:val="nil"/>
+              </w:pBdr>
+              <w:tabs>
+                <w:tab w:val="num" w:pos="720"/>
+              </w:tabs>
+              <w:spacing w:after="0" w:line="240" w:lineRule="auto"/>
+              <w:ind w:left="318" w:hanging="284"/>
+              <w:jc w:val="both"/>
+              <w:rPr>
+                <w:sz w:val="18"/>
+                <w:szCs w:val="18"/>
+              </w:rPr>
+            </w:pPr>
+            <w:r>
+              <w:rPr>
+                <w:b/>
+                <w:bCs/>
+                <w:sz w:val="18"/>
+                <w:szCs w:val="18"/>
+              </w:rPr>
+              <w:lastRenderedPageBreak/>
+              <w:t>Ajuste en la gestión del repositorio:</w:t>
+            </w:r>
+            <w:r>
+              <w:rPr>
+                <w:sz w:val="18"/>
+                <w:szCs w:val="18"/>
+              </w:rPr>
+              <w:t xml:space="preserve"> Debido a los constantes conflictos en Git, ajustamos la metodología de desarrollo dividiendo la interfaz en componentes visuales mucho más pequeños e independientes. Además, acordamos coordinar siempre por chat interno antes de fusionar ramas o modificar archivos compartidos del </w:t>
+            </w:r>
+            <w:r>
+              <w:rPr>
+                <w:sz w:val="18"/>
+                <w:szCs w:val="18"/>
+              </w:rPr>
+              <w:t>monorepo</w:t>
+            </w:r>
+            <w:r>
+              <w:rPr>
+                <w:sz w:val="18"/>
+                <w:szCs w:val="18"/>
+              </w:rPr>
+              <w:t>.</w:t>
+            </w:r>
+          </w:p>
+          <w:p>
+            <w:pPr>
+              <w:numPr>
+                <w:ilvl w:val="0"/>
+                <w:numId w:val="1"/>
+              </w:numPr>
+              <w:pBdr>
+                <w:top w:val="nil"/>
+                <w:left w:val="nil"/>
+                <w:bottom w:val="nil"/>
+                <w:right w:val="nil"/>
+                <w:between w:val="nil"/>
+              </w:pBdr>
+              <w:tabs>
+                <w:tab w:val="num" w:pos="720"/>
+              </w:tabs>
+              <w:spacing w:after="0" w:line="240" w:lineRule="auto"/>
+              <w:ind w:left="318" w:hanging="284"/>
+              <w:jc w:val="both"/>
+              <w:rPr>
+                <w:sz w:val="18"/>
+                <w:szCs w:val="18"/>
+              </w:rPr>
+            </w:pPr>
+            <w:r>
+              <w:rPr>
+                <w:b/>
+                <w:bCs/>
+                <w:sz w:val="18"/>
+                <w:szCs w:val="18"/>
+              </w:rPr>
+              <w:t>Ajuste en el alcance financiero (Escrow):</w:t>
+            </w:r>
+            <w:r>
+              <w:rPr>
+                <w:sz w:val="18"/>
+                <w:szCs w:val="18"/>
+              </w:rPr>
+              <w:t xml:space="preserve"> En cuanto al cumplimiento de los objetivos, nos encontramos con la dificultad de integrar una pasarela de pagos real con retención de fondos (Escrow) en el tiempo que teníamos. El ajuste fue enfocar el MVP en validar primero la seguridad física de la transacción, implementando un checkout </w:t>
+            </w:r>
+            <w:r>
+              <w:rPr>
+                <w:sz w:val="18"/>
+                <w:szCs w:val="18"/>
+              </w:rPr>
+              <w:t>simulado,</w:t>
+            </w:r>
+            <w:r>
+              <w:rPr>
+                <w:sz w:val="18"/>
+                <w:szCs w:val="18"/>
+              </w:rPr>
+              <w:t xml:space="preserve"> pero con un flujo de código OTP funcional para los retiros presenciales</w:t>
             </w:r>
           </w:p>
           <w:p>
             <w:pPr>
               <w:ind w:left="720"/>
               <w:rPr>
-                <w:i/>
-                <w:iCs/>
-                <w:color w:val="0070C0"/>
-                <w:sz w:val="18"/>
-                <w:szCs w:val="18"/>
-              </w:rPr>
-            </w:pPr>
-            <w:r>
-              <w:rPr>
-                <w:i/>
-                <w:iCs/>
-                <w:color w:val="0070C0"/>
-                <w:sz w:val="18"/>
-                <w:szCs w:val="18"/>
-              </w:rPr>
-              <w:t xml:space="preserve">¿Cómo abordaste las dificultades para cumplir con los objetivos? ¿Tuviste que hacer algún ajuste? ¿Qué ajuste? </w:t>
-            </w:r>
+                <w:sz w:val="18"/>
+                <w:szCs w:val="18"/>
+              </w:rPr>
+            </w:pPr>
           </w:p>
         </w:tc>
       </w:tr>
@@ -1461,7 +2751,220 @@
                 <w:sz w:val="18"/>
                 <w:szCs w:val="18"/>
               </w:rPr>
+              <w:lastRenderedPageBreak/>
               <w:t>5. Evidencias</w:t>
+            </w:r>
+          </w:p>
+        </w:tc>
+        <w:tc>
+          <w:tcPr>
+            <w:tcW w:w="6780" w:type="dxa"/>
+            <w:vAlign w:val="center"/>
+          </w:tcPr>
+          <w:p>
+            <w:pPr>
+              <w:ind w:left="743"/>
+              <w:rPr>
+                <w:b/>
+                <w:bCs/>
+                <w:i/>
+                <w:iCs/>
+                <w:color w:val="0070C0"/>
+                <w:sz w:val="18"/>
+                <w:szCs w:val="18"/>
+              </w:rPr>
+            </w:pPr>
+            <w:r>
+              <w:rPr>
+                <w:i/>
+                <w:iCs/>
+                <w:noProof/>
+                <w:color w:val="0070C0"/>
+                <w:sz w:val="18"/>
+                <w:szCs w:val="18"/>
+              </w:rPr>
+              <w:drawing>
+                <wp:inline distT="0" distB="0" distL="0" distR="0" wp14:anchorId="3753588B" wp14:editId="48C413FE">
+                  <wp:extent cx="4168140" cy="2167255"/>
+                  <wp:effectExtent l="0" t="0" r="3810" b="4445"/>
+                  <wp:docPr id="77322414" name="Imagen 4"/>
+                  <wp:cNvGraphicFramePr>
+                    <a:graphicFrameLocks xmlns:a="http://schemas.openxmlformats.org/drawingml/2006/main" noChangeAspect="1"/>
+                  </wp:cNvGraphicFramePr>
+                  <a:graphic xmlns:a="http://schemas.openxmlformats.org/drawingml/2006/main">
+                    <a:graphicData uri="http://schemas.openxmlformats.org/drawingml/2006/picture">
+                      <pic:pic xmlns:pic="http://schemas.openxmlformats.org/drawingml/2006/picture">
+                        <pic:nvPicPr>
+                          <pic:cNvPr id="77322414" name="Imagen 77322414"/>
+                          <pic:cNvPicPr/>
+                        </pic:nvPicPr>
+                        <pic:blipFill>
+                          <a:blip r:embed="rId7" cstate="print">
+                            <a:extLst>
+                              <a:ext uri="{28A0092B-C50C-407E-A947-70E740481C1C}">
+                                <a14:useLocalDpi xmlns:a14="http://schemas.microsoft.com/office/drawing/2010/main" val="0"/>
+                              </a:ext>
+                            </a:extLst>
+                          </a:blip>
+                          <a:stretch>
+                            <a:fillRect/>
+                          </a:stretch>
+                        </pic:blipFill>
+                        <pic:spPr>
+                          <a:xfrm>
+                            <a:off x="0" y="0"/>
+                            <a:ext cx="4168140" cy="2167255"/>
+                          </a:xfrm>
+                          <a:prstGeom prst="rect">
+                            <a:avLst/>
+                          </a:prstGeom>
+                        </pic:spPr>
+                      </pic:pic>
+                    </a:graphicData>
+                  </a:graphic>
+                </wp:inline>
+              </w:drawing>
+            </w:r>
+            <w:r>
+              <w:rPr>
+                <w:i/>
+                <w:iCs/>
+                <w:noProof/>
+                <w:color w:val="0070C0"/>
+                <w:sz w:val="18"/>
+                <w:szCs w:val="18"/>
+              </w:rPr>
+              <w:drawing>
+                <wp:inline distT="0" distB="0" distL="0" distR="0" wp14:anchorId="1AA87CEB" wp14:editId="73B6D987">
+                  <wp:extent cx="3754581" cy="2235790"/>
+                  <wp:effectExtent l="0" t="0" r="0" b="0"/>
+                  <wp:docPr id="19348616" name="Imagen 5"/>
+                  <wp:cNvGraphicFramePr>
+                    <a:graphicFrameLocks xmlns:a="http://schemas.openxmlformats.org/drawingml/2006/main" noChangeAspect="1"/>
+                  </wp:cNvGraphicFramePr>
+                  <a:graphic xmlns:a="http://schemas.openxmlformats.org/drawingml/2006/main">
+                    <a:graphicData uri="http://schemas.openxmlformats.org/drawingml/2006/picture">
+                      <pic:pic xmlns:pic="http://schemas.openxmlformats.org/drawingml/2006/picture">
+                        <pic:nvPicPr>
+                          <pic:cNvPr id="19348616" name="Imagen 19348616"/>
+                          <pic:cNvPicPr/>
+                        </pic:nvPicPr>
+                        <pic:blipFill>
+                          <a:blip r:embed="rId8" cstate="print">
+                            <a:extLst>
+                              <a:ext uri="{28A0092B-C50C-407E-A947-70E740481C1C}">
+                                <a14:useLocalDpi xmlns:a14="http://schemas.microsoft.com/office/drawing/2010/main" val="0"/>
+                              </a:ext>
+                            </a:extLst>
+                          </a:blip>
+                          <a:stretch>
+                            <a:fillRect/>
+                          </a:stretch>
+                        </pic:blipFill>
+                        <pic:spPr>
+                          <a:xfrm>
+                            <a:off x="0" y="0"/>
+                            <a:ext cx="3791514" cy="2257783"/>
+                          </a:xfrm>
+                          <a:prstGeom prst="rect">
+                            <a:avLst/>
+                          </a:prstGeom>
+                        </pic:spPr>
+                      </pic:pic>
+                    </a:graphicData>
+                  </a:graphic>
+                </wp:inline>
+              </w:drawing>
+            </w:r>
+            <w:r>
+              <w:rPr>
+                <w:i/>
+                <w:iCs/>
+                <w:noProof/>
+                <w:color w:val="0070C0"/>
+                <w:sz w:val="18"/>
+                <w:szCs w:val="18"/>
+              </w:rPr>
+              <w:drawing>
+                <wp:inline distT="0" distB="0" distL="0" distR="0" wp14:anchorId="6D3DCFDE" wp14:editId="6DE134E3">
+                  <wp:extent cx="4168140" cy="1878330"/>
+                  <wp:effectExtent l="0" t="0" r="3810" b="7620"/>
+                  <wp:docPr id="1910499144" name="Imagen 6"/>
+                  <wp:cNvGraphicFramePr>
+                    <a:graphicFrameLocks xmlns:a="http://schemas.openxmlformats.org/drawingml/2006/main" noChangeAspect="1"/>
+                  </wp:cNvGraphicFramePr>
+                  <a:graphic xmlns:a="http://schemas.openxmlformats.org/drawingml/2006/main">
+                    <a:graphicData uri="http://schemas.openxmlformats.org/drawingml/2006/picture">
+                      <pic:pic xmlns:pic="http://schemas.openxmlformats.org/drawingml/2006/picture">
+                        <pic:nvPicPr>
+                          <pic:cNvPr id="1910499144" name="Imagen 1910499144"/>
+                          <pic:cNvPicPr/>
+                        </pic:nvPicPr>
+                        <pic:blipFill>
+                          <a:blip r:embed="rId9" cstate="print">
+                            <a:extLst>
+                              <a:ext uri="{28A0092B-C50C-407E-A947-70E740481C1C}">
+                                <a14:useLocalDpi xmlns:a14="http://schemas.microsoft.com/office/drawing/2010/main" val="0"/>
+                              </a:ext>
+                            </a:extLst>
+                          </a:blip>
+                          <a:stretch>
+                            <a:fillRect/>
+                          </a:stretch>
+                        </pic:blipFill>
+                        <pic:spPr>
+                          <a:xfrm>
+                            <a:off x="0" y="0"/>
+                            <a:ext cx="4168140" cy="1878330"/>
+                          </a:xfrm>
+                          <a:prstGeom prst="rect">
+                            <a:avLst/>
+                          </a:prstGeom>
+                        </pic:spPr>
+                      </pic:pic>
+                    </a:graphicData>
+                  </a:graphic>
+                </wp:inline>
+              </w:drawing>
+            </w:r>
+            <w:r>
+              <w:rPr>
+                <w:i/>
+                <w:iCs/>
+                <w:color w:val="0070C0"/>
+                <w:sz w:val="18"/>
+                <w:szCs w:val="18"/>
+              </w:rPr>
+              <w:t xml:space="preserve"> </w:t>
+            </w:r>
+          </w:p>
+        </w:tc>
+      </w:tr>
+      <w:tr>
+        <w:trPr>
+          <w:trHeight w:val="2547"/>
+        </w:trPr>
+        <w:tc>
+          <w:tcPr>
+            <w:tcW w:w="3001" w:type="dxa"/>
+            <w:vAlign w:val="center"/>
+          </w:tcPr>
+          <w:p>
+            <w:pPr>
+              <w:rPr>
+                <w:color w:val="1F3864"/>
+                <w:sz w:val="18"/>
+                <w:szCs w:val="18"/>
+              </w:rPr>
+            </w:pPr>
+            <w:r>
+              <w:rPr>
+                <w:color w:val="1F3864"/>
+                <w:sz w:val="18"/>
+                <w:szCs w:val="18"/>
+              </w:rPr>
+              <w:lastRenderedPageBreak/>
+              <w:t>6. Intereses y proyecciones profesionales</w:t>
             </w:r>
           </w:p>
         </w:tc>
@@ -1487,82 +2990,34 @@
               <w:ind w:left="314" w:hanging="284"/>
               <w:jc w:val="both"/>
               <w:rPr>
-                <w:i/>
-                <w:iCs/>
-                <w:color w:val="0070C0"/>
-                <w:sz w:val="18"/>
-                <w:szCs w:val="18"/>
-              </w:rPr>
-            </w:pPr>
-            <w:r>
-              <w:rPr>
-                <w:i/>
-                <w:iCs/>
-                <w:color w:val="0070C0"/>
-                <w:sz w:val="18"/>
-                <w:szCs w:val="18"/>
-              </w:rPr>
-              <w:t>Adjunta evidencias que permitan dar cuenta del desarrollo del Proyecto APT y sus resultados finales.</w:t>
-            </w:r>
-          </w:p>
-          <w:p>
-            <w:pPr>
-              <w:ind w:left="743"/>
+                <w:sz w:val="18"/>
+                <w:szCs w:val="18"/>
+              </w:rPr>
+            </w:pPr>
+            <w:r>
+              <w:rPr>
+                <w:sz w:val="18"/>
+                <w:szCs w:val="18"/>
+              </w:rPr>
+              <w:t xml:space="preserve">Desarrollar Vindex como equipo nos sirvió para comprender qué áreas de la informática nos apasionan más en la práctica. Al trabajar juntos en la arquitectura del sistema, la base de datos en PostgreSQL y la sincronización en tiempo real con Supabase, identificamos un alto interés del grupo por el </w:t>
+            </w:r>
+            <w:r>
               <w:rPr>
                 <w:b/>
                 <w:bCs/>
-                <w:i/>
-                <w:iCs/>
-                <w:color w:val="0070C0"/>
-                <w:sz w:val="18"/>
-                <w:szCs w:val="18"/>
-              </w:rPr>
-            </w:pPr>
-            <w:r>
-              <w:rPr>
-                <w:i/>
-                <w:iCs/>
-                <w:color w:val="0070C0"/>
-                <w:sz w:val="18"/>
-                <w:szCs w:val="18"/>
-              </w:rPr>
-              <w:t xml:space="preserve">¿Qué evidencias pueden servir para que los demás puedan visualizar y entender las distintas etapas de tu Proyecto APT y el resultado final? </w:t>
-            </w:r>
-          </w:p>
-        </w:tc>
-      </w:tr>
-      <w:tr>
-        <w:trPr>
-          <w:trHeight w:val="2547"/>
-        </w:trPr>
-        <w:tc>
-          <w:tcPr>
-            <w:tcW w:w="3001" w:type="dxa"/>
-            <w:vAlign w:val="center"/>
-          </w:tcPr>
-          <w:p>
-            <w:pPr>
-              <w:rPr>
-                <w:color w:val="1F3864"/>
-                <w:sz w:val="18"/>
-                <w:szCs w:val="18"/>
-              </w:rPr>
-            </w:pPr>
-            <w:r>
-              <w:rPr>
-                <w:color w:val="1F3864"/>
-                <w:sz w:val="18"/>
-                <w:szCs w:val="18"/>
-              </w:rPr>
-              <w:t>6. Intereses y proyecciones profesionales</w:t>
-            </w:r>
-          </w:p>
-        </w:tc>
-        <w:tc>
-          <w:tcPr>
-            <w:tcW w:w="6780" w:type="dxa"/>
-            <w:vAlign w:val="center"/>
-          </w:tcPr>
+                <w:sz w:val="18"/>
+                <w:szCs w:val="18"/>
+              </w:rPr>
+              <w:t>desarrollo backend, la arquitectura de software y la gestión de datos</w:t>
+            </w:r>
+            <w:r>
+              <w:rPr>
+                <w:sz w:val="18"/>
+                <w:szCs w:val="18"/>
+              </w:rPr>
+              <w:t>.</w:t>
+            </w:r>
+          </w:p>
           <w:p>
             <w:pPr>
               <w:numPr>
@@ -1580,119 +3035,16 @@
               <w:ind w:left="314" w:hanging="284"/>
               <w:jc w:val="both"/>
               <w:rPr>
-                <w:i/>
-                <w:iCs/>
-                <w:color w:val="0070C0"/>
-                <w:sz w:val="18"/>
-                <w:szCs w:val="18"/>
-              </w:rPr>
-            </w:pPr>
-            <w:r>
-              <w:rPr>
-                <w:i/>
-                <w:iCs/>
-                <w:color w:val="0070C0"/>
-                <w:sz w:val="18"/>
-                <w:szCs w:val="18"/>
-              </w:rPr>
-              <w:t>Reflexión sobre el aporte del Proyecto APT en el desarrollo de los intereses profesionales.</w:t>
-            </w:r>
-          </w:p>
-          <w:p>
-            <w:pPr>
-              <w:pBdr>
-                <w:top w:val="nil"/>
-                <w:left w:val="nil"/>
-                <w:bottom w:val="nil"/>
-                <w:right w:val="nil"/>
-                <w:between w:val="nil"/>
-              </w:pBdr>
-              <w:spacing w:after="0"/>
-              <w:ind w:left="720"/>
-              <w:jc w:val="both"/>
-              <w:rPr>
-                <w:i/>
-                <w:iCs/>
-                <w:color w:val="0070C0"/>
-                <w:sz w:val="18"/>
-                <w:szCs w:val="18"/>
-              </w:rPr>
-            </w:pPr>
-            <w:r>
-              <w:rPr>
-                <w:i/>
-                <w:iCs/>
-                <w:color w:val="0070C0"/>
-                <w:sz w:val="18"/>
-                <w:szCs w:val="18"/>
-              </w:rPr>
-              <w:t>¿De qué manera tu Proyecto APT te sirvió para tener mayor conocimiento de tus intereses profesionales? Luego de terminar tu Proyecto APT, ¿tus intereses profesionales siguen siendo los mismos que planteaste al comienzo de la asignatura?</w:t>
-            </w:r>
-          </w:p>
-          <w:p>
-            <w:pPr>
-              <w:numPr>
-                <w:ilvl w:val="0"/>
-                <w:numId w:val="1"/>
-              </w:numPr>
-              <w:pBdr>
-                <w:top w:val="nil"/>
-                <w:left w:val="nil"/>
-                <w:bottom w:val="nil"/>
-                <w:right w:val="nil"/>
-                <w:between w:val="nil"/>
-              </w:pBdr>
-              <w:spacing w:after="0" w:line="240" w:lineRule="auto"/>
-              <w:ind w:left="314" w:hanging="284"/>
-              <w:jc w:val="both"/>
-              <w:rPr>
-                <w:i/>
-                <w:iCs/>
-                <w:color w:val="0070C0"/>
-                <w:sz w:val="18"/>
-                <w:szCs w:val="18"/>
-              </w:rPr>
-            </w:pPr>
-            <w:r>
-              <w:rPr>
-                <w:i/>
-                <w:iCs/>
-                <w:color w:val="0070C0"/>
-                <w:sz w:val="18"/>
-                <w:szCs w:val="18"/>
-              </w:rPr>
-              <w:t>Proyecciones laborales a partir de Proyecto APT.</w:t>
-            </w:r>
-          </w:p>
-          <w:p>
-            <w:pPr>
-              <w:pBdr>
-                <w:top w:val="nil"/>
-                <w:left w:val="nil"/>
-                <w:bottom w:val="nil"/>
-                <w:right w:val="nil"/>
-                <w:between w:val="nil"/>
-              </w:pBdr>
-              <w:spacing w:after="0"/>
-              <w:ind w:left="720"/>
-              <w:jc w:val="both"/>
-              <w:rPr>
-                <w:i/>
-                <w:iCs/>
-                <w:color w:val="0070C0"/>
-                <w:sz w:val="18"/>
-                <w:szCs w:val="18"/>
-              </w:rPr>
-            </w:pPr>
-            <w:r>
-              <w:rPr>
-                <w:i/>
-                <w:iCs/>
-                <w:color w:val="0070C0"/>
-                <w:sz w:val="18"/>
-                <w:szCs w:val="18"/>
-              </w:rPr>
-              <w:t>¿Qué intereses profesionales te gustaría explorar o seguir profundizando?</w:t>
+                <w:sz w:val="18"/>
+                <w:szCs w:val="18"/>
+              </w:rPr>
+            </w:pPr>
+            <w:r>
+              <w:rPr>
+                <w:sz w:val="18"/>
+                <w:szCs w:val="18"/>
+              </w:rPr>
+              <w:t>Nuestros intereses como equipo evolucionaron: al inicio de la asignatura teníamos una noción bastante general de la programación web. Al finalizar el proyecto, nuestras metas se volvieron mucho más específicas, enfocadas en el rendimiento del servidor, la seguridad transaccional y la infraestructura en la nube.</w:t>
             </w:r>
           </w:p>
           <w:p>
@@ -1714,16 +3066,6 @@
                 <w:szCs w:val="18"/>
               </w:rPr>
             </w:pPr>
-            <w:r>
-              <w:rPr>
-                <w:i/>
-                <w:iCs/>
-                <w:color w:val="0070C0"/>
-                <w:sz w:val="18"/>
-                <w:szCs w:val="18"/>
-              </w:rPr>
-              <w:t xml:space="preserve">¿Cómo te proyectas laboralmente después de haber terminado tu Proyecto APT? </w:t>
-            </w:r>
           </w:p>
         </w:tc>
       </w:tr>
@@ -1762,7 +3104,7 @@
     </w:p>
     <w:p/>
     <w:sectPr>
-      <w:headerReference w:type="default" r:id="rId7"/>
+      <w:headerReference w:type="default" r:id="rId10"/>
       <w:pgSz w:w="11906" w:h="16838"/>
       <w:pgMar w:top="1417" w:right="1701" w:bottom="1417" w:left="1701" w:header="708" w:footer="708" w:gutter="0"/>
       <w:pgNumType w:start="1"/>
@@ -2010,6 +3352,566 @@
 <file path=word/numbering.xml><?xml version="1.0" encoding="utf-8"?>
 <w:numbering xmlns:wpc="http://schemas.microsoft.com/office/word/2010/wordprocessingCanvas" xmlns:cx="http://schemas.microsoft.com/office/drawing/2014/chartex" xmlns:cx1="http://schemas.microsoft.com/office/drawing/2015/9/8/chartex" xmlns:cx2="http://schemas.microsoft.com/office/drawing/2015/10/21/chartex" xmlns:cx3="http://schemas.microsoft.com/office/drawing/2016/5/9/chartex" xmlns:cx4="http://schemas.microsoft.com/office/drawing/2016/5/10/chartex" xmlns:cx5="http://schemas.microsoft.com/office/drawing/2016/5/11/chartex" xmlns:cx6="http://schemas.microsoft.com/office/drawing/2016/5/12/chartex" xmlns:cx7="http://schemas.microsoft.com/office/drawing/2016/5/13/chartex" xmlns:cx8="http://schemas.microsoft.com/office/drawing/2016/5/14/chartex" xmlns:mc="http://schemas.openxmlformats.org/markup-compatibility/2006" xmlns:aink="http://schemas.microsoft.com/office/drawing/2016/ink" xmlns:am3d="http://schemas.microsoft.com/office/drawing/2017/model3d" xmlns:o="urn:schemas-microsoft-com:office:office" xmlns:oel="http://schemas.microsoft.com/office/2019/extlst" xmlns:r="http://schemas.openxmlformats.org/officeDocument/2006/relationships" xmlns:m="http://schemas.openxmlformats.org/officeDocument/2006/math" xmlns:v="urn:schemas-microsoft-com:vml" xmlns:wp14="http://schemas.microsoft.com/office/word/2010/wordprocessingDrawing" xmlns:wp="http://schemas.openxmlformats.org/drawingml/2006/wordprocessingDrawing" xmlns:w10="urn:schemas-microsoft-com:office:word" xmlns:w="http://schemas.openxmlformats.org/wordprocessingml/2006/main" xmlns:w14="http://schemas.microsoft.com/office/word/2010/wordml" xmlns:w15="http://schemas.microsoft.com/office/word/2012/wordml" xmlns:w16cex="http://schemas.microsoft.com/office/word/2018/wordml/cex" xmlns:w16cid="http://schemas.microsoft.com/office/word/2016/wordml/cid" xmlns:w16="http://schemas.microsoft.com/office/word/2018/wordml" xmlns:w16du="http://schemas.microsoft.com/office/word/2023/wordml/word16du" xmlns:w16sdtdh="http://schemas.microsoft.com/office/word/2020/wordml/sdtdatahash" xmlns:w16sdtfl="http://schemas.microsoft.com/office/word/2024/wordml/sdtformatlock" xmlns:w16se="http://schemas.microsoft.com/office/word/2015/wordml/symex" xmlns:wpg="http://schemas.microsoft.com/office/word/2010/wordprocessingGroup" xmlns:wpi="http://schemas.microsoft.com/office/word/2010/wordprocessingInk" xmlns:wne="http://schemas.microsoft.com/office/word/2006/wordml" xmlns:wps="http://schemas.microsoft.com/office/word/2010/wordprocessingShape" mc:Ignorable="w14 w15 w16se w16cid w16 w16cex w16sdtdh w16sdtfl w16du wp14">
   <w:abstractNum w:abstractNumId="0" w15:restartNumberingAfterBreak="0">
+    <w:nsid w:val="0C7642F1"/>
+    <w:multiLevelType w:val="multilevel"/>
+    <w:tmpl w:val="9C76F87E"/>
+    <w:lvl w:ilvl="0">
+      <w:start w:val="1"/>
+      <w:numFmt w:val="bullet"/>
+      <w:lvlText w:val=""/>
+      <w:lvlJc w:val="left"/>
+      <w:pPr>
+        <w:tabs>
+          <w:tab w:val="num" w:pos="720"/>
+        </w:tabs>
+        <w:ind w:left="720" w:hanging="360"/>
+      </w:pPr>
+      <w:rPr>
+        <w:rFonts w:ascii="Symbol" w:hAnsi="Symbol" w:hint="default"/>
+        <w:sz w:val="20"/>
+      </w:rPr>
+    </w:lvl>
+    <w:lvl w:ilvl="1" w:tentative="1">
+      <w:start w:val="1"/>
+      <w:numFmt w:val="bullet"/>
+      <w:lvlText w:val="o"/>
+      <w:lvlJc w:val="left"/>
+      <w:pPr>
+        <w:tabs>
+          <w:tab w:val="num" w:pos="1440"/>
+        </w:tabs>
+        <w:ind w:left="1440" w:hanging="360"/>
+      </w:pPr>
+      <w:rPr>
+        <w:rFonts w:ascii="Courier New" w:hAnsi="Courier New" w:hint="default"/>
+        <w:sz w:val="20"/>
+      </w:rPr>
+    </w:lvl>
+    <w:lvl w:ilvl="2" w:tentative="1">
+      <w:start w:val="1"/>
+      <w:numFmt w:val="bullet"/>
+      <w:lvlText w:val=""/>
+      <w:lvlJc w:val="left"/>
+      <w:pPr>
+        <w:tabs>
+          <w:tab w:val="num" w:pos="2160"/>
+        </w:tabs>
+        <w:ind w:left="2160" w:hanging="360"/>
+      </w:pPr>
+      <w:rPr>
+        <w:rFonts w:ascii="Wingdings" w:hAnsi="Wingdings" w:hint="default"/>
+        <w:sz w:val="20"/>
+      </w:rPr>
+    </w:lvl>
+    <w:lvl w:ilvl="3" w:tentative="1">
+      <w:start w:val="1"/>
+      <w:numFmt w:val="bullet"/>
+      <w:lvlText w:val=""/>
+      <w:lvlJc w:val="left"/>
+      <w:pPr>
+        <w:tabs>
+          <w:tab w:val="num" w:pos="2880"/>
+        </w:tabs>
+        <w:ind w:left="2880" w:hanging="360"/>
+      </w:pPr>
+      <w:rPr>
+        <w:rFonts w:ascii="Wingdings" w:hAnsi="Wingdings" w:hint="default"/>
+        <w:sz w:val="20"/>
+      </w:rPr>
+    </w:lvl>
+    <w:lvl w:ilvl="4" w:tentative="1">
+      <w:start w:val="1"/>
+      <w:numFmt w:val="bullet"/>
+      <w:lvlText w:val=""/>
+      <w:lvlJc w:val="left"/>
+      <w:pPr>
+        <w:tabs>
+          <w:tab w:val="num" w:pos="3600"/>
+        </w:tabs>
+        <w:ind w:left="3600" w:hanging="360"/>
+      </w:pPr>
+      <w:rPr>
+        <w:rFonts w:ascii="Wingdings" w:hAnsi="Wingdings" w:hint="default"/>
+        <w:sz w:val="20"/>
+      </w:rPr>
+    </w:lvl>
+    <w:lvl w:ilvl="5" w:tentative="1">
+      <w:start w:val="1"/>
+      <w:numFmt w:val="bullet"/>
+      <w:lvlText w:val=""/>
+      <w:lvlJc w:val="left"/>
+      <w:pPr>
+        <w:tabs>
+          <w:tab w:val="num" w:pos="4320"/>
+        </w:tabs>
+        <w:ind w:left="4320" w:hanging="360"/>
+      </w:pPr>
+      <w:rPr>
+        <w:rFonts w:ascii="Wingdings" w:hAnsi="Wingdings" w:hint="default"/>
+        <w:sz w:val="20"/>
+      </w:rPr>
+    </w:lvl>
+    <w:lvl w:ilvl="6" w:tentative="1">
+      <w:start w:val="1"/>
+      <w:numFmt w:val="bullet"/>
+      <w:lvlText w:val=""/>
+      <w:lvlJc w:val="left"/>
+      <w:pPr>
+        <w:tabs>
+          <w:tab w:val="num" w:pos="5040"/>
+        </w:tabs>
+        <w:ind w:left="5040" w:hanging="360"/>
+      </w:pPr>
+      <w:rPr>
+        <w:rFonts w:ascii="Wingdings" w:hAnsi="Wingdings" w:hint="default"/>
+        <w:sz w:val="20"/>
+      </w:rPr>
+    </w:lvl>
+    <w:lvl w:ilvl="7" w:tentative="1">
+      <w:start w:val="1"/>
+      <w:numFmt w:val="bullet"/>
+      <w:lvlText w:val=""/>
+      <w:lvlJc w:val="left"/>
+      <w:pPr>
+        <w:tabs>
+          <w:tab w:val="num" w:pos="5760"/>
+        </w:tabs>
+        <w:ind w:left="5760" w:hanging="360"/>
+      </w:pPr>
+      <w:rPr>
+        <w:rFonts w:ascii="Wingdings" w:hAnsi="Wingdings" w:hint="default"/>
+        <w:sz w:val="20"/>
+      </w:rPr>
+    </w:lvl>
+    <w:lvl w:ilvl="8" w:tentative="1">
+      <w:start w:val="1"/>
+      <w:numFmt w:val="bullet"/>
+      <w:lvlText w:val=""/>
+      <w:lvlJc w:val="left"/>
+      <w:pPr>
+        <w:tabs>
+          <w:tab w:val="num" w:pos="6480"/>
+        </w:tabs>
+        <w:ind w:left="6480" w:hanging="360"/>
+      </w:pPr>
+      <w:rPr>
+        <w:rFonts w:ascii="Wingdings" w:hAnsi="Wingdings" w:hint="default"/>
+        <w:sz w:val="20"/>
+      </w:rPr>
+    </w:lvl>
+  </w:abstractNum>
+  <w:abstractNum w:abstractNumId="1" w15:restartNumberingAfterBreak="0">
+    <w:nsid w:val="10F36E08"/>
+    <w:multiLevelType w:val="multilevel"/>
+    <w:tmpl w:val="ED6E5210"/>
+    <w:lvl w:ilvl="0">
+      <w:start w:val="1"/>
+      <w:numFmt w:val="bullet"/>
+      <w:lvlText w:val=""/>
+      <w:lvlJc w:val="left"/>
+      <w:pPr>
+        <w:tabs>
+          <w:tab w:val="num" w:pos="720"/>
+        </w:tabs>
+        <w:ind w:left="720" w:hanging="360"/>
+      </w:pPr>
+      <w:rPr>
+        <w:rFonts w:ascii="Symbol" w:hAnsi="Symbol" w:hint="default"/>
+        <w:sz w:val="20"/>
+      </w:rPr>
+    </w:lvl>
+    <w:lvl w:ilvl="1">
+      <w:start w:val="1"/>
+      <w:numFmt w:val="bullet"/>
+      <w:lvlText w:val="o"/>
+      <w:lvlJc w:val="left"/>
+      <w:pPr>
+        <w:tabs>
+          <w:tab w:val="num" w:pos="1440"/>
+        </w:tabs>
+        <w:ind w:left="1440" w:hanging="360"/>
+      </w:pPr>
+      <w:rPr>
+        <w:rFonts w:ascii="Courier New" w:hAnsi="Courier New" w:hint="default"/>
+        <w:sz w:val="20"/>
+      </w:rPr>
+    </w:lvl>
+    <w:lvl w:ilvl="2" w:tentative="1">
+      <w:start w:val="1"/>
+      <w:numFmt w:val="bullet"/>
+      <w:lvlText w:val=""/>
+      <w:lvlJc w:val="left"/>
+      <w:pPr>
+        <w:tabs>
+          <w:tab w:val="num" w:pos="2160"/>
+        </w:tabs>
+        <w:ind w:left="2160" w:hanging="360"/>
+      </w:pPr>
+      <w:rPr>
+        <w:rFonts w:ascii="Wingdings" w:hAnsi="Wingdings" w:hint="default"/>
+        <w:sz w:val="20"/>
+      </w:rPr>
+    </w:lvl>
+    <w:lvl w:ilvl="3" w:tentative="1">
+      <w:start w:val="1"/>
+      <w:numFmt w:val="bullet"/>
+      <w:lvlText w:val=""/>
+      <w:lvlJc w:val="left"/>
+      <w:pPr>
+        <w:tabs>
+          <w:tab w:val="num" w:pos="2880"/>
+        </w:tabs>
+        <w:ind w:left="2880" w:hanging="360"/>
+      </w:pPr>
+      <w:rPr>
+        <w:rFonts w:ascii="Wingdings" w:hAnsi="Wingdings" w:hint="default"/>
+        <w:sz w:val="20"/>
+      </w:rPr>
+    </w:lvl>
+    <w:lvl w:ilvl="4" w:tentative="1">
+      <w:start w:val="1"/>
+      <w:numFmt w:val="bullet"/>
+      <w:lvlText w:val=""/>
+      <w:lvlJc w:val="left"/>
+      <w:pPr>
+        <w:tabs>
+          <w:tab w:val="num" w:pos="3600"/>
+        </w:tabs>
+        <w:ind w:left="3600" w:hanging="360"/>
+      </w:pPr>
+      <w:rPr>
+        <w:rFonts w:ascii="Wingdings" w:hAnsi="Wingdings" w:hint="default"/>
+        <w:sz w:val="20"/>
+      </w:rPr>
+    </w:lvl>
+    <w:lvl w:ilvl="5" w:tentative="1">
+      <w:start w:val="1"/>
+      <w:numFmt w:val="bullet"/>
+      <w:lvlText w:val=""/>
+      <w:lvlJc w:val="left"/>
+      <w:pPr>
+        <w:tabs>
+          <w:tab w:val="num" w:pos="4320"/>
+        </w:tabs>
+        <w:ind w:left="4320" w:hanging="360"/>
+      </w:pPr>
+      <w:rPr>
+        <w:rFonts w:ascii="Wingdings" w:hAnsi="Wingdings" w:hint="default"/>
+        <w:sz w:val="20"/>
+      </w:rPr>
+    </w:lvl>
+    <w:lvl w:ilvl="6" w:tentative="1">
+      <w:start w:val="1"/>
+      <w:numFmt w:val="bullet"/>
+      <w:lvlText w:val=""/>
+      <w:lvlJc w:val="left"/>
+      <w:pPr>
+        <w:tabs>
+          <w:tab w:val="num" w:pos="5040"/>
+        </w:tabs>
+        <w:ind w:left="5040" w:hanging="360"/>
+      </w:pPr>
+      <w:rPr>
+        <w:rFonts w:ascii="Wingdings" w:hAnsi="Wingdings" w:hint="default"/>
+        <w:sz w:val="20"/>
+      </w:rPr>
+    </w:lvl>
+    <w:lvl w:ilvl="7" w:tentative="1">
+      <w:start w:val="1"/>
+      <w:numFmt w:val="bullet"/>
+      <w:lvlText w:val=""/>
+      <w:lvlJc w:val="left"/>
+      <w:pPr>
+        <w:tabs>
+          <w:tab w:val="num" w:pos="5760"/>
+        </w:tabs>
+        <w:ind w:left="5760" w:hanging="360"/>
+      </w:pPr>
+      <w:rPr>
+        <w:rFonts w:ascii="Wingdings" w:hAnsi="Wingdings" w:hint="default"/>
+        <w:sz w:val="20"/>
+      </w:rPr>
+    </w:lvl>
+    <w:lvl w:ilvl="8" w:tentative="1">
+      <w:start w:val="1"/>
+      <w:numFmt w:val="bullet"/>
+      <w:lvlText w:val=""/>
+      <w:lvlJc w:val="left"/>
+      <w:pPr>
+        <w:tabs>
+          <w:tab w:val="num" w:pos="6480"/>
+        </w:tabs>
+        <w:ind w:left="6480" w:hanging="360"/>
+      </w:pPr>
+      <w:rPr>
+        <w:rFonts w:ascii="Wingdings" w:hAnsi="Wingdings" w:hint="default"/>
+        <w:sz w:val="20"/>
+      </w:rPr>
+    </w:lvl>
+  </w:abstractNum>
+  <w:abstractNum w:abstractNumId="2" w15:restartNumberingAfterBreak="0">
+    <w:nsid w:val="52083708"/>
+    <w:multiLevelType w:val="multilevel"/>
+    <w:tmpl w:val="F24E6252"/>
+    <w:lvl w:ilvl="0">
+      <w:start w:val="1"/>
+      <w:numFmt w:val="bullet"/>
+      <w:lvlText w:val=""/>
+      <w:lvlJc w:val="left"/>
+      <w:pPr>
+        <w:tabs>
+          <w:tab w:val="num" w:pos="720"/>
+        </w:tabs>
+        <w:ind w:left="720" w:hanging="360"/>
+      </w:pPr>
+      <w:rPr>
+        <w:rFonts w:ascii="Symbol" w:hAnsi="Symbol" w:hint="default"/>
+        <w:sz w:val="20"/>
+      </w:rPr>
+    </w:lvl>
+    <w:lvl w:ilvl="1" w:tentative="1">
+      <w:start w:val="1"/>
+      <w:numFmt w:val="bullet"/>
+      <w:lvlText w:val="o"/>
+      <w:lvlJc w:val="left"/>
+      <w:pPr>
+        <w:tabs>
+          <w:tab w:val="num" w:pos="1440"/>
+        </w:tabs>
+        <w:ind w:left="1440" w:hanging="360"/>
+      </w:pPr>
+      <w:rPr>
+        <w:rFonts w:ascii="Courier New" w:hAnsi="Courier New" w:hint="default"/>
+        <w:sz w:val="20"/>
+      </w:rPr>
+    </w:lvl>
+    <w:lvl w:ilvl="2" w:tentative="1">
+      <w:start w:val="1"/>
+      <w:numFmt w:val="bullet"/>
+      <w:lvlText w:val=""/>
+      <w:lvlJc w:val="left"/>
+      <w:pPr>
+        <w:tabs>
+          <w:tab w:val="num" w:pos="2160"/>
+        </w:tabs>
+        <w:ind w:left="2160" w:hanging="360"/>
+      </w:pPr>
+      <w:rPr>
+        <w:rFonts w:ascii="Wingdings" w:hAnsi="Wingdings" w:hint="default"/>
+        <w:sz w:val="20"/>
+      </w:rPr>
+    </w:lvl>
+    <w:lvl w:ilvl="3" w:tentative="1">
+      <w:start w:val="1"/>
+      <w:numFmt w:val="bullet"/>
+      <w:lvlText w:val=""/>
+      <w:lvlJc w:val="left"/>
+      <w:pPr>
+        <w:tabs>
+          <w:tab w:val="num" w:pos="2880"/>
+        </w:tabs>
+        <w:ind w:left="2880" w:hanging="360"/>
+      </w:pPr>
+      <w:rPr>
+        <w:rFonts w:ascii="Wingdings" w:hAnsi="Wingdings" w:hint="default"/>
+        <w:sz w:val="20"/>
+      </w:rPr>
+    </w:lvl>
+    <w:lvl w:ilvl="4" w:tentative="1">
+      <w:start w:val="1"/>
+      <w:numFmt w:val="bullet"/>
+      <w:lvlText w:val=""/>
+      <w:lvlJc w:val="left"/>
+      <w:pPr>
+        <w:tabs>
+          <w:tab w:val="num" w:pos="3600"/>
+        </w:tabs>
+        <w:ind w:left="3600" w:hanging="360"/>
+      </w:pPr>
+      <w:rPr>
+        <w:rFonts w:ascii="Wingdings" w:hAnsi="Wingdings" w:hint="default"/>
+        <w:sz w:val="20"/>
+      </w:rPr>
+    </w:lvl>
+    <w:lvl w:ilvl="5" w:tentative="1">
+      <w:start w:val="1"/>
+      <w:numFmt w:val="bullet"/>
+      <w:lvlText w:val=""/>
+      <w:lvlJc w:val="left"/>
+      <w:pPr>
+        <w:tabs>
+          <w:tab w:val="num" w:pos="4320"/>
+        </w:tabs>
+        <w:ind w:left="4320" w:hanging="360"/>
+      </w:pPr>
+      <w:rPr>
+        <w:rFonts w:ascii="Wingdings" w:hAnsi="Wingdings" w:hint="default"/>
+        <w:sz w:val="20"/>
+      </w:rPr>
+    </w:lvl>
+    <w:lvl w:ilvl="6" w:tentative="1">
+      <w:start w:val="1"/>
+      <w:numFmt w:val="bullet"/>
+      <w:lvlText w:val=""/>
+      <w:lvlJc w:val="left"/>
+      <w:pPr>
+        <w:tabs>
+          <w:tab w:val="num" w:pos="5040"/>
+        </w:tabs>
+        <w:ind w:left="5040" w:hanging="360"/>
+      </w:pPr>
+      <w:rPr>
+        <w:rFonts w:ascii="Wingdings" w:hAnsi="Wingdings" w:hint="default"/>
+        <w:sz w:val="20"/>
+      </w:rPr>
+    </w:lvl>
+    <w:lvl w:ilvl="7" w:tentative="1">
+      <w:start w:val="1"/>
+      <w:numFmt w:val="bullet"/>
+      <w:lvlText w:val=""/>
+      <w:lvlJc w:val="left"/>
+      <w:pPr>
+        <w:tabs>
+          <w:tab w:val="num" w:pos="5760"/>
+        </w:tabs>
+        <w:ind w:left="5760" w:hanging="360"/>
+      </w:pPr>
+      <w:rPr>
+        <w:rFonts w:ascii="Wingdings" w:hAnsi="Wingdings" w:hint="default"/>
+        <w:sz w:val="20"/>
+      </w:rPr>
+    </w:lvl>
+    <w:lvl w:ilvl="8" w:tentative="1">
+      <w:start w:val="1"/>
+      <w:numFmt w:val="bullet"/>
+      <w:lvlText w:val=""/>
+      <w:lvlJc w:val="left"/>
+      <w:pPr>
+        <w:tabs>
+          <w:tab w:val="num" w:pos="6480"/>
+        </w:tabs>
+        <w:ind w:left="6480" w:hanging="360"/>
+      </w:pPr>
+      <w:rPr>
+        <w:rFonts w:ascii="Wingdings" w:hAnsi="Wingdings" w:hint="default"/>
+        <w:sz w:val="20"/>
+      </w:rPr>
+    </w:lvl>
+  </w:abstractNum>
+  <w:abstractNum w:abstractNumId="3" w15:restartNumberingAfterBreak="0">
+    <w:nsid w:val="58C65BA8"/>
+    <w:multiLevelType w:val="multilevel"/>
+    <w:tmpl w:val="0CF0C884"/>
+    <w:lvl w:ilvl="0">
+      <w:start w:val="1"/>
+      <w:numFmt w:val="decimal"/>
+      <w:lvlText w:val="%1."/>
+      <w:lvlJc w:val="left"/>
+      <w:pPr>
+        <w:tabs>
+          <w:tab w:val="num" w:pos="720"/>
+        </w:tabs>
+        <w:ind w:left="720" w:hanging="360"/>
+      </w:pPr>
+    </w:lvl>
+    <w:lvl w:ilvl="1" w:tentative="1">
+      <w:start w:val="1"/>
+      <w:numFmt w:val="decimal"/>
+      <w:lvlText w:val="%2."/>
+      <w:lvlJc w:val="left"/>
+      <w:pPr>
+        <w:tabs>
+          <w:tab w:val="num" w:pos="1440"/>
+        </w:tabs>
+        <w:ind w:left="1440" w:hanging="360"/>
+      </w:pPr>
+    </w:lvl>
+    <w:lvl w:ilvl="2" w:tentative="1">
+      <w:start w:val="1"/>
+      <w:numFmt w:val="decimal"/>
+      <w:lvlText w:val="%3."/>
+      <w:lvlJc w:val="left"/>
+      <w:pPr>
+        <w:tabs>
+          <w:tab w:val="num" w:pos="2160"/>
+        </w:tabs>
+        <w:ind w:left="2160" w:hanging="360"/>
+      </w:pPr>
+    </w:lvl>
+    <w:lvl w:ilvl="3" w:tentative="1">
+      <w:start w:val="1"/>
+      <w:numFmt w:val="decimal"/>
+      <w:lvlText w:val="%4."/>
+      <w:lvlJc w:val="left"/>
+      <w:pPr>
+        <w:tabs>
+          <w:tab w:val="num" w:pos="2880"/>
+        </w:tabs>
+        <w:ind w:left="2880" w:hanging="360"/>
+      </w:pPr>
+    </w:lvl>
+    <w:lvl w:ilvl="4" w:tentative="1">
+      <w:start w:val="1"/>
+      <w:numFmt w:val="decimal"/>
+      <w:lvlText w:val="%5."/>
+      <w:lvlJc w:val="left"/>
+      <w:pPr>
+        <w:tabs>
+          <w:tab w:val="num" w:pos="3600"/>
+        </w:tabs>
+        <w:ind w:left="3600" w:hanging="360"/>
+      </w:pPr>
+    </w:lvl>
+    <w:lvl w:ilvl="5" w:tentative="1">
+      <w:start w:val="1"/>
+      <w:numFmt w:val="decimal"/>
+      <w:lvlText w:val="%6."/>
+      <w:lvlJc w:val="left"/>
+      <w:pPr>
+        <w:tabs>
+          <w:tab w:val="num" w:pos="4320"/>
+        </w:tabs>
+        <w:ind w:left="4320" w:hanging="360"/>
+      </w:pPr>
+    </w:lvl>
+    <w:lvl w:ilvl="6" w:tentative="1">
+      <w:start w:val="1"/>
+      <w:numFmt w:val="decimal"/>
+      <w:lvlText w:val="%7."/>
+      <w:lvlJc w:val="left"/>
+      <w:pPr>
+        <w:tabs>
+          <w:tab w:val="num" w:pos="5040"/>
+        </w:tabs>
+        <w:ind w:left="5040" w:hanging="360"/>
+      </w:pPr>
+    </w:lvl>
+    <w:lvl w:ilvl="7" w:tentative="1">
+      <w:start w:val="1"/>
+      <w:numFmt w:val="decimal"/>
+      <w:lvlText w:val="%8."/>
+      <w:lvlJc w:val="left"/>
+      <w:pPr>
+        <w:tabs>
+          <w:tab w:val="num" w:pos="5760"/>
+        </w:tabs>
+        <w:ind w:left="5760" w:hanging="360"/>
+      </w:pPr>
+    </w:lvl>
+    <w:lvl w:ilvl="8" w:tentative="1">
+      <w:start w:val="1"/>
+      <w:numFmt w:val="decimal"/>
+      <w:lvlText w:val="%9."/>
+      <w:lvlJc w:val="left"/>
+      <w:pPr>
+        <w:tabs>
+          <w:tab w:val="num" w:pos="6480"/>
+        </w:tabs>
+        <w:ind w:left="6480" w:hanging="360"/>
+      </w:pPr>
+    </w:lvl>
+  </w:abstractNum>
+  <w:abstractNum w:abstractNumId="4" w15:restartNumberingAfterBreak="0">
     <w:nsid w:val="5ACB6DD4"/>
     <w:multiLevelType w:val="multilevel"/>
     <w:tmpl w:val="4A2AB19C"/>
@@ -2122,7 +4024,7 @@
       </w:rPr>
     </w:lvl>
   </w:abstractNum>
-  <w:abstractNum w:abstractNumId="1" w15:restartNumberingAfterBreak="0">
+  <w:abstractNum w:abstractNumId="5" w15:restartNumberingAfterBreak="0">
     <w:nsid w:val="5EDB4CBD"/>
     <w:multiLevelType w:val="multilevel"/>
     <w:tmpl w:val="589A9050"/>
@@ -2235,7 +4137,120 @@
       </w:rPr>
     </w:lvl>
   </w:abstractNum>
-  <w:abstractNum w:abstractNumId="2" w15:restartNumberingAfterBreak="0">
+  <w:abstractNum w:abstractNumId="6" w15:restartNumberingAfterBreak="0">
+    <w:nsid w:val="6B1256C6"/>
+    <w:multiLevelType w:val="multilevel"/>
+    <w:tmpl w:val="49B8A694"/>
+    <w:lvl w:ilvl="0">
+      <w:start w:val="1"/>
+      <w:numFmt w:val="decimal"/>
+      <w:lvlText w:val="%1."/>
+      <w:lvlJc w:val="left"/>
+      <w:pPr>
+        <w:tabs>
+          <w:tab w:val="num" w:pos="720"/>
+        </w:tabs>
+        <w:ind w:left="720" w:hanging="360"/>
+      </w:pPr>
+    </w:lvl>
+    <w:lvl w:ilvl="1" w:tentative="1">
+      <w:start w:val="1"/>
+      <w:numFmt w:val="decimal"/>
+      <w:lvlText w:val="%2."/>
+      <w:lvlJc w:val="left"/>
+      <w:pPr>
+        <w:tabs>
+          <w:tab w:val="num" w:pos="1440"/>
+        </w:tabs>
+        <w:ind w:left="1440" w:hanging="360"/>
+      </w:pPr>
+    </w:lvl>
+    <w:lvl w:ilvl="2" w:tentative="1">
+      <w:start w:val="1"/>
+      <w:numFmt w:val="decimal"/>
+      <w:lvlText w:val="%3."/>
+      <w:lvlJc w:val="left"/>
+      <w:pPr>
+        <w:tabs>
+          <w:tab w:val="num" w:pos="2160"/>
+        </w:tabs>
+        <w:ind w:left="2160" w:hanging="360"/>
+      </w:pPr>
+    </w:lvl>
+    <w:lvl w:ilvl="3" w:tentative="1">
+      <w:start w:val="1"/>
+      <w:numFmt w:val="decimal"/>
+      <w:lvlText w:val="%4."/>
+      <w:lvlJc w:val="left"/>
+      <w:pPr>
+        <w:tabs>
+          <w:tab w:val="num" w:pos="2880"/>
+        </w:tabs>
+        <w:ind w:left="2880" w:hanging="360"/>
+      </w:pPr>
+    </w:lvl>
+    <w:lvl w:ilvl="4" w:tentative="1">
+      <w:start w:val="1"/>
+      <w:numFmt w:val="decimal"/>
+      <w:lvlText w:val="%5."/>
+      <w:lvlJc w:val="left"/>
+      <w:pPr>
+        <w:tabs>
+          <w:tab w:val="num" w:pos="3600"/>
+        </w:tabs>
+        <w:ind w:left="3600" w:hanging="360"/>
+      </w:pPr>
+    </w:lvl>
+    <w:lvl w:ilvl="5" w:tentative="1">
+      <w:start w:val="1"/>
+      <w:numFmt w:val="decimal"/>
+      <w:lvlText w:val="%6."/>
+      <w:lvlJc w:val="left"/>
+      <w:pPr>
+        <w:tabs>
+          <w:tab w:val="num" w:pos="4320"/>
+        </w:tabs>
+        <w:ind w:left="4320" w:hanging="360"/>
+      </w:pPr>
+    </w:lvl>
+    <w:lvl w:ilvl="6" w:tentative="1">
+      <w:start w:val="1"/>
+      <w:numFmt w:val="decimal"/>
+      <w:lvlText w:val="%7."/>
+      <w:lvlJc w:val="left"/>
+      <w:pPr>
+        <w:tabs>
+          <w:tab w:val="num" w:pos="5040"/>
+        </w:tabs>
+        <w:ind w:left="5040" w:hanging="360"/>
+      </w:pPr>
+    </w:lvl>
+    <w:lvl w:ilvl="7" w:tentative="1">
+      <w:start w:val="1"/>
+      <w:numFmt w:val="decimal"/>
+      <w:lvlText w:val="%8."/>
+      <w:lvlJc w:val="left"/>
+      <w:pPr>
+        <w:tabs>
+          <w:tab w:val="num" w:pos="5760"/>
+        </w:tabs>
+        <w:ind w:left="5760" w:hanging="360"/>
+      </w:pPr>
+    </w:lvl>
+    <w:lvl w:ilvl="8" w:tentative="1">
+      <w:start w:val="1"/>
+      <w:numFmt w:val="decimal"/>
+      <w:lvlText w:val="%9."/>
+      <w:lvlJc w:val="left"/>
+      <w:pPr>
+        <w:tabs>
+          <w:tab w:val="num" w:pos="6480"/>
+        </w:tabs>
+        <w:ind w:left="6480" w:hanging="360"/>
+      </w:pPr>
+    </w:lvl>
+  </w:abstractNum>
+  <w:abstractNum w:abstractNumId="7" w15:restartNumberingAfterBreak="0">
     <w:nsid w:val="6CB47ED5"/>
     <w:multiLevelType w:val="multilevel"/>
     <w:tmpl w:val="550877D6"/>
@@ -2348,14 +4363,181 @@
       </w:rPr>
     </w:lvl>
   </w:abstractNum>
+  <w:abstractNum w:abstractNumId="8" w15:restartNumberingAfterBreak="0">
+    <w:nsid w:val="7A654178"/>
+    <w:multiLevelType w:val="multilevel"/>
+    <w:tmpl w:val="B7083294"/>
+    <w:lvl w:ilvl="0">
+      <w:start w:val="1"/>
+      <w:numFmt w:val="bullet"/>
+      <w:lvlText w:val=""/>
+      <w:lvlJc w:val="left"/>
+      <w:pPr>
+        <w:tabs>
+          <w:tab w:val="num" w:pos="720"/>
+        </w:tabs>
+        <w:ind w:left="720" w:hanging="360"/>
+      </w:pPr>
+      <w:rPr>
+        <w:rFonts w:ascii="Symbol" w:hAnsi="Symbol" w:hint="default"/>
+        <w:sz w:val="20"/>
+      </w:rPr>
+    </w:lvl>
+    <w:lvl w:ilvl="1" w:tentative="1">
+      <w:start w:val="1"/>
+      <w:numFmt w:val="bullet"/>
+      <w:lvlText w:val="o"/>
+      <w:lvlJc w:val="left"/>
+      <w:pPr>
+        <w:tabs>
+          <w:tab w:val="num" w:pos="1440"/>
+        </w:tabs>
+        <w:ind w:left="1440" w:hanging="360"/>
+      </w:pPr>
+      <w:rPr>
+        <w:rFonts w:ascii="Courier New" w:hAnsi="Courier New" w:hint="default"/>
+        <w:sz w:val="20"/>
+      </w:rPr>
+    </w:lvl>
+    <w:lvl w:ilvl="2" w:tentative="1">
+      <w:start w:val="1"/>
+      <w:numFmt w:val="bullet"/>
+      <w:lvlText w:val=""/>
+      <w:lvlJc w:val="left"/>
+      <w:pPr>
+        <w:tabs>
+          <w:tab w:val="num" w:pos="2160"/>
+        </w:tabs>
+        <w:ind w:left="2160" w:hanging="360"/>
+      </w:pPr>
+      <w:rPr>
+        <w:rFonts w:ascii="Wingdings" w:hAnsi="Wingdings" w:hint="default"/>
+        <w:sz w:val="20"/>
+      </w:rPr>
+    </w:lvl>
+    <w:lvl w:ilvl="3" w:tentative="1">
+      <w:start w:val="1"/>
+      <w:numFmt w:val="bullet"/>
+      <w:lvlText w:val=""/>
+      <w:lvlJc w:val="left"/>
+      <w:pPr>
+        <w:tabs>
+          <w:tab w:val="num" w:pos="2880"/>
+        </w:tabs>
+        <w:ind w:left="2880" w:hanging="360"/>
+      </w:pPr>
+      <w:rPr>
+        <w:rFonts w:ascii="Wingdings" w:hAnsi="Wingdings" w:hint="default"/>
+        <w:sz w:val="20"/>
+      </w:rPr>
+    </w:lvl>
+    <w:lvl w:ilvl="4" w:tentative="1">
+      <w:start w:val="1"/>
+      <w:numFmt w:val="bullet"/>
+      <w:lvlText w:val=""/>
+      <w:lvlJc w:val="left"/>
+      <w:pPr>
+        <w:tabs>
+          <w:tab w:val="num" w:pos="3600"/>
+        </w:tabs>
+        <w:ind w:left="3600" w:hanging="360"/>
+      </w:pPr>
+      <w:rPr>
+        <w:rFonts w:ascii="Wingdings" w:hAnsi="Wingdings" w:hint="default"/>
+        <w:sz w:val="20"/>
+      </w:rPr>
+    </w:lvl>
+    <w:lvl w:ilvl="5" w:tentative="1">
+      <w:start w:val="1"/>
+      <w:numFmt w:val="bullet"/>
+      <w:lvlText w:val=""/>
+      <w:lvlJc w:val="left"/>
+      <w:pPr>
+        <w:tabs>
+          <w:tab w:val="num" w:pos="4320"/>
+        </w:tabs>
+        <w:ind w:left="4320" w:hanging="360"/>
+      </w:pPr>
+      <w:rPr>
+        <w:rFonts w:ascii="Wingdings" w:hAnsi="Wingdings" w:hint="default"/>
+        <w:sz w:val="20"/>
+      </w:rPr>
+    </w:lvl>
+    <w:lvl w:ilvl="6" w:tentative="1">
+      <w:start w:val="1"/>
+      <w:numFmt w:val="bullet"/>
+      <w:lvlText w:val=""/>
+      <w:lvlJc w:val="left"/>
+      <w:pPr>
+        <w:tabs>
+          <w:tab w:val="num" w:pos="5040"/>
+        </w:tabs>
+        <w:ind w:left="5040" w:hanging="360"/>
+      </w:pPr>
+      <w:rPr>
+        <w:rFonts w:ascii="Wingdings" w:hAnsi="Wingdings" w:hint="default"/>
+        <w:sz w:val="20"/>
+      </w:rPr>
+    </w:lvl>
+    <w:lvl w:ilvl="7" w:tentative="1">
+      <w:start w:val="1"/>
+      <w:numFmt w:val="bullet"/>
+      <w:lvlText w:val=""/>
+      <w:lvlJc w:val="left"/>
+      <w:pPr>
+        <w:tabs>
+          <w:tab w:val="num" w:pos="5760"/>
+        </w:tabs>
+        <w:ind w:left="5760" w:hanging="360"/>
+      </w:pPr>
+      <w:rPr>
+        <w:rFonts w:ascii="Wingdings" w:hAnsi="Wingdings" w:hint="default"/>
+        <w:sz w:val="20"/>
+      </w:rPr>
+    </w:lvl>
+    <w:lvl w:ilvl="8" w:tentative="1">
+      <w:start w:val="1"/>
+      <w:numFmt w:val="bullet"/>
+      <w:lvlText w:val=""/>
+      <w:lvlJc w:val="left"/>
+      <w:pPr>
+        <w:tabs>
+          <w:tab w:val="num" w:pos="6480"/>
+        </w:tabs>
+        <w:ind w:left="6480" w:hanging="360"/>
+      </w:pPr>
+      <w:rPr>
+        <w:rFonts w:ascii="Wingdings" w:hAnsi="Wingdings" w:hint="default"/>
+        <w:sz w:val="20"/>
+      </w:rPr>
+    </w:lvl>
+  </w:abstractNum>
   <w:num w:numId="1" w16cid:durableId="689839832">
+    <w:abstractNumId w:val="7"/>
+  </w:num>
+  <w:num w:numId="2" w16cid:durableId="1327442400">
+    <w:abstractNumId w:val="4"/>
+  </w:num>
+  <w:num w:numId="3" w16cid:durableId="1968662528">
+    <w:abstractNumId w:val="5"/>
+  </w:num>
+  <w:num w:numId="4" w16cid:durableId="1102608897">
     <w:abstractNumId w:val="2"/>
   </w:num>
-  <w:num w:numId="2" w16cid:durableId="1327442400">
+  <w:num w:numId="5" w16cid:durableId="1583367286">
+    <w:abstractNumId w:val="8"/>
+  </w:num>
+  <w:num w:numId="6" w16cid:durableId="2127388190">
+    <w:abstractNumId w:val="3"/>
+  </w:num>
+  <w:num w:numId="7" w16cid:durableId="162664855">
+    <w:abstractNumId w:val="6"/>
+  </w:num>
+  <w:num w:numId="8" w16cid:durableId="1333070735">
+    <w:abstractNumId w:val="1"/>
+  </w:num>
+  <w:num w:numId="9" w16cid:durableId="1411318350">
     <w:abstractNumId w:val="0"/>
-  </w:num>
-  <w:num w:numId="3" w16cid:durableId="1968662528">
-    <w:abstractNumId w:val="1"/>
   </w:num>
 </w:numbering>
 </file>
@@ -2759,7 +4941,7 @@
     <w:name w:val="Normal"/>
     <w:qFormat/>
   </w:style>
-  <w:style w:type="paragraph" w:styleId="Heading1">
+  <w:style w:type="paragraph" w:styleId="Ttulo1">
     <w:name w:val="heading 1"/>
     <w:basedOn w:val="Normal"/>
     <w:next w:val="Normal"/>
@@ -2778,7 +4960,7 @@
       <w:szCs w:val="48"/>
     </w:rPr>
   </w:style>
-  <w:style w:type="paragraph" w:styleId="Heading2">
+  <w:style w:type="paragraph" w:styleId="Ttulo2">
     <w:name w:val="heading 2"/>
     <w:basedOn w:val="Normal"/>
     <w:next w:val="Normal"/>
@@ -2799,7 +4981,7 @@
       <w:szCs w:val="36"/>
     </w:rPr>
   </w:style>
-  <w:style w:type="paragraph" w:styleId="Heading3">
+  <w:style w:type="paragraph" w:styleId="Ttulo3">
     <w:name w:val="heading 3"/>
     <w:basedOn w:val="Normal"/>
     <w:next w:val="Normal"/>
@@ -2819,7 +5001,7 @@
       <w:szCs w:val="24"/>
     </w:rPr>
   </w:style>
-  <w:style w:type="paragraph" w:styleId="Heading4">
+  <w:style w:type="paragraph" w:styleId="Ttulo4">
     <w:name w:val="heading 4"/>
     <w:basedOn w:val="Normal"/>
     <w:next w:val="Normal"/>
@@ -2840,7 +5022,7 @@
       <w:szCs w:val="24"/>
     </w:rPr>
   </w:style>
-  <w:style w:type="paragraph" w:styleId="Heading5">
+  <w:style w:type="paragraph" w:styleId="Ttulo5">
     <w:name w:val="heading 5"/>
     <w:basedOn w:val="Normal"/>
     <w:next w:val="Normal"/>
@@ -2859,7 +5041,7 @@
       <w:bCs/>
     </w:rPr>
   </w:style>
-  <w:style w:type="paragraph" w:styleId="Heading6">
+  <w:style w:type="paragraph" w:styleId="Ttulo6">
     <w:name w:val="heading 6"/>
     <w:basedOn w:val="Normal"/>
     <w:next w:val="Normal"/>
@@ -2880,13 +5062,12 @@
       <w:szCs w:val="20"/>
     </w:rPr>
   </w:style>
-  <w:style w:type="character" w:default="1" w:styleId="DefaultParagraphFont">
+  <w:style w:type="character" w:default="1" w:styleId="Fuentedeprrafopredeter">
     <w:name w:val="Default Paragraph Font"/>
     <w:uiPriority w:val="1"/>
-    <w:semiHidden/>
     <w:unhideWhenUsed/>
   </w:style>
-  <w:style w:type="table" w:default="1" w:styleId="TableNormal">
+  <w:style w:type="table" w:default="1" w:styleId="Tablanormal">
     <w:name w:val="Normal Table"/>
     <w:uiPriority w:val="99"/>
     <w:semiHidden/>
@@ -2901,13 +5082,13 @@
       </w:tblCellMar>
     </w:tblPr>
   </w:style>
-  <w:style w:type="numbering" w:default="1" w:styleId="NoList">
+  <w:style w:type="numbering" w:default="1" w:styleId="Sinlista">
     <w:name w:val="No List"/>
     <w:uiPriority w:val="99"/>
     <w:semiHidden/>
     <w:unhideWhenUsed/>
   </w:style>
-  <w:style w:type="table" w:customStyle="1" w:styleId="TableNormal0">
+  <w:style w:type="table" w:customStyle="1" w:styleId="TableNormal">
     <w:name w:val="TableNormal"/>
     <w:tblPr>
       <w:tblCellMar>
@@ -2918,7 +5099,7 @@
       </w:tblCellMar>
     </w:tblPr>
   </w:style>
-  <w:style w:type="paragraph" w:styleId="Title">
+  <w:style w:type="paragraph" w:styleId="Ttulo">
     <w:name w:val="Title"/>
     <w:basedOn w:val="Normal"/>
     <w:next w:val="Normal"/>
@@ -2936,7 +5117,7 @@
       <w:szCs w:val="72"/>
     </w:rPr>
   </w:style>
-  <w:style w:type="paragraph" w:styleId="Subtitle">
+  <w:style w:type="paragraph" w:styleId="Subttulo">
     <w:name w:val="Subtitle"/>
     <w:basedOn w:val="Normal"/>
     <w:next w:val="Normal"/>
@@ -2957,7 +5138,7 @@
     </w:rPr>
   </w:style>
   <w:style w:type="table" w:customStyle="1" w:styleId="a">
-    <w:basedOn w:val="TableNormal0"/>
+    <w:basedOn w:val="TableNormal"/>
     <w:tblPr>
       <w:tblStyleRowBandSize w:val="1"/>
       <w:tblStyleColBandSize w:val="1"/>
@@ -2970,7 +5151,7 @@
     </w:tblPr>
   </w:style>
   <w:style w:type="table" w:customStyle="1" w:styleId="a0">
-    <w:basedOn w:val="TableNormal0"/>
+    <w:basedOn w:val="TableNormal"/>
     <w:tblPr>
       <w:tblStyleRowBandSize w:val="1"/>
       <w:tblStyleColBandSize w:val="1"/>
@@ -2983,7 +5164,7 @@
     </w:tblPr>
   </w:style>
   <w:style w:type="table" w:customStyle="1" w:styleId="a1">
-    <w:basedOn w:val="TableNormal0"/>
+    <w:basedOn w:val="TableNormal"/>
     <w:tblPr>
       <w:tblStyleRowBandSize w:val="1"/>
       <w:tblStyleColBandSize w:val="1"/>
@@ -2996,7 +5177,7 @@
     </w:tblPr>
   </w:style>
   <w:style w:type="table" w:customStyle="1" w:styleId="a2">
-    <w:basedOn w:val="TableNormal0"/>
+    <w:basedOn w:val="TableNormal"/>
     <w:tblPr>
       <w:tblStyleRowBandSize w:val="1"/>
       <w:tblStyleColBandSize w:val="1"/>
